--- a/6_semester/МодСис/1 лр/МодСис-ЛР1-ШаповаловаДС-4329.docx
+++ b/6_semester/МодСис/1 лр/МодСис-ЛР1-ШаповаловаДС-4329.docx
@@ -5382,6 +5382,3511 @@
           <w:szCs w:val="24"/>
         </w:rPr>
         <w:t>На основании изложенного можно заключить, что разработанный датчик БСВ корректно реализует заданный алгоритм и удовлетворяет основным статистическим критериям качества. Полученная последовательность псевдослучайных чисел пригодна для использования в задачах имитационного моделирования, требующих источника равномерно распределённых независимых случайных величин.</w:t>
+      </w:r>
+    </w:p>
+    <w:p>
+      <w:pPr>
+        <w:rPr>
+          <w:rFonts w:ascii="Times New Roman" w:eastAsiaTheme="majorEastAsia" w:hAnsi="Times New Roman" w:cs="Times New Roman"/>
+          <w:sz w:val="24"/>
+          <w:szCs w:val="24"/>
+        </w:rPr>
+      </w:pPr>
+      <w:r>
+        <w:rPr>
+          <w:rFonts w:ascii="Times New Roman" w:eastAsiaTheme="majorEastAsia" w:hAnsi="Times New Roman" w:cs="Times New Roman"/>
+          <w:sz w:val="24"/>
+          <w:szCs w:val="24"/>
+        </w:rPr>
+        <w:br w:type="page"/>
+      </w:r>
+    </w:p>
+    <w:p>
+      <w:pPr>
+        <w:jc w:val="center"/>
+        <w:rPr>
+          <w:rFonts w:ascii="Times New Roman" w:eastAsiaTheme="majorEastAsia" w:hAnsi="Times New Roman" w:cs="Times New Roman"/>
+          <w:b/>
+          <w:bCs/>
+          <w:sz w:val="24"/>
+          <w:szCs w:val="24"/>
+        </w:rPr>
+      </w:pPr>
+      <w:r>
+        <w:rPr>
+          <w:rFonts w:ascii="Times New Roman" w:eastAsiaTheme="majorEastAsia" w:hAnsi="Times New Roman" w:cs="Times New Roman"/>
+          <w:b/>
+          <w:bCs/>
+          <w:sz w:val="24"/>
+          <w:szCs w:val="24"/>
+        </w:rPr>
+        <w:lastRenderedPageBreak/>
+        <w:t>ПРИЛОЖЕНИЕ А</w:t>
+      </w:r>
+    </w:p>
+    <w:p>
+      <w:pPr>
+        <w:jc w:val="center"/>
+        <w:rPr>
+          <w:rFonts w:ascii="Times New Roman" w:eastAsiaTheme="majorEastAsia" w:hAnsi="Times New Roman" w:cs="Times New Roman"/>
+          <w:sz w:val="24"/>
+          <w:szCs w:val="24"/>
+        </w:rPr>
+      </w:pPr>
+      <w:r>
+        <w:rPr>
+          <w:rFonts w:ascii="Times New Roman" w:eastAsiaTheme="majorEastAsia" w:hAnsi="Times New Roman" w:cs="Times New Roman"/>
+          <w:sz w:val="24"/>
+          <w:szCs w:val="24"/>
+        </w:rPr>
+        <w:t>Листинг</w:t>
+      </w:r>
+    </w:p>
+    <w:p>
+      <w:pPr>
+        <w:shd w:val="clear" w:color="auto" w:fill="1E1F22"/>
+        <w:tabs>
+          <w:tab w:val="left" w:pos="916"/>
+          <w:tab w:val="left" w:pos="1832"/>
+          <w:tab w:val="left" w:pos="2748"/>
+          <w:tab w:val="left" w:pos="3664"/>
+          <w:tab w:val="left" w:pos="4580"/>
+          <w:tab w:val="left" w:pos="5496"/>
+          <w:tab w:val="left" w:pos="6412"/>
+          <w:tab w:val="left" w:pos="7328"/>
+          <w:tab w:val="left" w:pos="8244"/>
+          <w:tab w:val="left" w:pos="9160"/>
+          <w:tab w:val="left" w:pos="10076"/>
+          <w:tab w:val="left" w:pos="10992"/>
+          <w:tab w:val="left" w:pos="11908"/>
+          <w:tab w:val="left" w:pos="12824"/>
+          <w:tab w:val="left" w:pos="13740"/>
+          <w:tab w:val="left" w:pos="14656"/>
+        </w:tabs>
+        <w:spacing w:line="240" w:lineRule="auto"/>
+        <w:ind w:firstLine="0"/>
+        <w:jc w:val="left"/>
+        <w:rPr>
+          <w:rFonts w:ascii="Courier New" w:eastAsia="Times New Roman" w:hAnsi="Courier New" w:cs="Courier New"/>
+          <w:color w:val="BCBEC4"/>
+          <w:sz w:val="20"/>
+          <w:szCs w:val="20"/>
+          <w:lang w:eastAsia="ru-RU"/>
+        </w:rPr>
+      </w:pPr>
+      <w:r>
+        <w:rPr>
+          <w:rFonts w:ascii="Courier New" w:eastAsia="Times New Roman" w:hAnsi="Courier New" w:cs="Courier New"/>
+          <w:color w:val="CF8E6D"/>
+          <w:sz w:val="20"/>
+          <w:szCs w:val="20"/>
+          <w:lang w:eastAsia="ru-RU"/>
+        </w:rPr>
+        <w:t xml:space="preserve">import </w:t>
+      </w:r>
+      <w:r>
+        <w:rPr>
+          <w:rFonts w:ascii="Courier New" w:eastAsia="Times New Roman" w:hAnsi="Courier New" w:cs="Courier New"/>
+          <w:color w:val="BCBEC4"/>
+          <w:sz w:val="20"/>
+          <w:szCs w:val="20"/>
+          <w:lang w:eastAsia="ru-RU"/>
+        </w:rPr>
+        <w:t xml:space="preserve">numpy </w:t>
+      </w:r>
+      <w:r>
+        <w:rPr>
+          <w:rFonts w:ascii="Courier New" w:eastAsia="Times New Roman" w:hAnsi="Courier New" w:cs="Courier New"/>
+          <w:color w:val="CF8E6D"/>
+          <w:sz w:val="20"/>
+          <w:szCs w:val="20"/>
+          <w:lang w:eastAsia="ru-RU"/>
+        </w:rPr>
+        <w:t xml:space="preserve">as </w:t>
+      </w:r>
+      <w:r>
+        <w:rPr>
+          <w:rFonts w:ascii="Courier New" w:eastAsia="Times New Roman" w:hAnsi="Courier New" w:cs="Courier New"/>
+          <w:color w:val="BCBEC4"/>
+          <w:sz w:val="20"/>
+          <w:szCs w:val="20"/>
+          <w:lang w:eastAsia="ru-RU"/>
+        </w:rPr>
+        <w:t>np</w:t>
+      </w:r>
+      <w:r>
+        <w:rPr>
+          <w:rFonts w:ascii="Courier New" w:eastAsia="Times New Roman" w:hAnsi="Courier New" w:cs="Courier New"/>
+          <w:color w:val="BCBEC4"/>
+          <w:sz w:val="20"/>
+          <w:szCs w:val="20"/>
+          <w:lang w:eastAsia="ru-RU"/>
+        </w:rPr>
+        <w:br/>
+      </w:r>
+      <w:r>
+        <w:rPr>
+          <w:rFonts w:ascii="Courier New" w:eastAsia="Times New Roman" w:hAnsi="Courier New" w:cs="Courier New"/>
+          <w:color w:val="CF8E6D"/>
+          <w:sz w:val="20"/>
+          <w:szCs w:val="20"/>
+          <w:lang w:eastAsia="ru-RU"/>
+        </w:rPr>
+        <w:t xml:space="preserve">import </w:t>
+      </w:r>
+      <w:r>
+        <w:rPr>
+          <w:rFonts w:ascii="Courier New" w:eastAsia="Times New Roman" w:hAnsi="Courier New" w:cs="Courier New"/>
+          <w:color w:val="BCBEC4"/>
+          <w:sz w:val="20"/>
+          <w:szCs w:val="20"/>
+          <w:lang w:eastAsia="ru-RU"/>
+        </w:rPr>
+        <w:t xml:space="preserve">matplotlib.pyplot </w:t>
+      </w:r>
+      <w:r>
+        <w:rPr>
+          <w:rFonts w:ascii="Courier New" w:eastAsia="Times New Roman" w:hAnsi="Courier New" w:cs="Courier New"/>
+          <w:color w:val="CF8E6D"/>
+          <w:sz w:val="20"/>
+          <w:szCs w:val="20"/>
+          <w:lang w:eastAsia="ru-RU"/>
+        </w:rPr>
+        <w:t xml:space="preserve">as </w:t>
+      </w:r>
+      <w:r>
+        <w:rPr>
+          <w:rFonts w:ascii="Courier New" w:eastAsia="Times New Roman" w:hAnsi="Courier New" w:cs="Courier New"/>
+          <w:color w:val="BCBEC4"/>
+          <w:sz w:val="20"/>
+          <w:szCs w:val="20"/>
+          <w:lang w:eastAsia="ru-RU"/>
+        </w:rPr>
+        <w:t>plt</w:t>
+      </w:r>
+      <w:r>
+        <w:rPr>
+          <w:rFonts w:ascii="Courier New" w:eastAsia="Times New Roman" w:hAnsi="Courier New" w:cs="Courier New"/>
+          <w:color w:val="BCBEC4"/>
+          <w:sz w:val="20"/>
+          <w:szCs w:val="20"/>
+          <w:lang w:eastAsia="ru-RU"/>
+        </w:rPr>
+        <w:br/>
+      </w:r>
+      <w:r>
+        <w:rPr>
+          <w:rFonts w:ascii="Courier New" w:eastAsia="Times New Roman" w:hAnsi="Courier New" w:cs="Courier New"/>
+          <w:color w:val="BCBEC4"/>
+          <w:sz w:val="20"/>
+          <w:szCs w:val="20"/>
+          <w:lang w:eastAsia="ru-RU"/>
+        </w:rPr>
+        <w:br/>
+      </w:r>
+      <w:r>
+        <w:rPr>
+          <w:rFonts w:ascii="Courier New" w:eastAsia="Times New Roman" w:hAnsi="Courier New" w:cs="Courier New"/>
+          <w:color w:val="7A7E85"/>
+          <w:sz w:val="20"/>
+          <w:szCs w:val="20"/>
+          <w:lang w:eastAsia="ru-RU"/>
+        </w:rPr>
+        <w:t># Параметры генератора</w:t>
+      </w:r>
+      <w:r>
+        <w:rPr>
+          <w:rFonts w:ascii="Courier New" w:eastAsia="Times New Roman" w:hAnsi="Courier New" w:cs="Courier New"/>
+          <w:color w:val="7A7E85"/>
+          <w:sz w:val="20"/>
+          <w:szCs w:val="20"/>
+          <w:lang w:eastAsia="ru-RU"/>
+        </w:rPr>
+        <w:br/>
+      </w:r>
+      <w:r>
+        <w:rPr>
+          <w:rFonts w:ascii="Courier New" w:eastAsia="Times New Roman" w:hAnsi="Courier New" w:cs="Courier New"/>
+          <w:color w:val="BCBEC4"/>
+          <w:sz w:val="20"/>
+          <w:szCs w:val="20"/>
+          <w:lang w:eastAsia="ru-RU"/>
+        </w:rPr>
+        <w:t xml:space="preserve">r = </w:t>
+      </w:r>
+      <w:r>
+        <w:rPr>
+          <w:rFonts w:ascii="Courier New" w:eastAsia="Times New Roman" w:hAnsi="Courier New" w:cs="Courier New"/>
+          <w:color w:val="2AACB8"/>
+          <w:sz w:val="20"/>
+          <w:szCs w:val="20"/>
+          <w:lang w:eastAsia="ru-RU"/>
+        </w:rPr>
+        <w:t>12</w:t>
+      </w:r>
+      <w:r>
+        <w:rPr>
+          <w:rFonts w:ascii="Courier New" w:eastAsia="Times New Roman" w:hAnsi="Courier New" w:cs="Courier New"/>
+          <w:color w:val="2AACB8"/>
+          <w:sz w:val="20"/>
+          <w:szCs w:val="20"/>
+          <w:lang w:eastAsia="ru-RU"/>
+        </w:rPr>
+        <w:br/>
+      </w:r>
+      <w:r>
+        <w:rPr>
+          <w:rFonts w:ascii="Courier New" w:eastAsia="Times New Roman" w:hAnsi="Courier New" w:cs="Courier New"/>
+          <w:color w:val="BCBEC4"/>
+          <w:sz w:val="20"/>
+          <w:szCs w:val="20"/>
+          <w:lang w:eastAsia="ru-RU"/>
+        </w:rPr>
+        <w:t xml:space="preserve">M = </w:t>
+      </w:r>
+      <w:r>
+        <w:rPr>
+          <w:rFonts w:ascii="Courier New" w:eastAsia="Times New Roman" w:hAnsi="Courier New" w:cs="Courier New"/>
+          <w:color w:val="2AACB8"/>
+          <w:sz w:val="20"/>
+          <w:szCs w:val="20"/>
+          <w:lang w:eastAsia="ru-RU"/>
+        </w:rPr>
+        <w:t>12345</w:t>
+      </w:r>
+      <w:r>
+        <w:rPr>
+          <w:rFonts w:ascii="Courier New" w:eastAsia="Times New Roman" w:hAnsi="Courier New" w:cs="Courier New"/>
+          <w:color w:val="2AACB8"/>
+          <w:sz w:val="20"/>
+          <w:szCs w:val="20"/>
+          <w:lang w:eastAsia="ru-RU"/>
+        </w:rPr>
+        <w:br/>
+      </w:r>
+      <w:r>
+        <w:rPr>
+          <w:rFonts w:ascii="Courier New" w:eastAsia="Times New Roman" w:hAnsi="Courier New" w:cs="Courier New"/>
+          <w:color w:val="BCBEC4"/>
+          <w:sz w:val="20"/>
+          <w:szCs w:val="20"/>
+          <w:lang w:eastAsia="ru-RU"/>
+        </w:rPr>
+        <w:t xml:space="preserve">A0 = </w:t>
+      </w:r>
+      <w:r>
+        <w:rPr>
+          <w:rFonts w:ascii="Courier New" w:eastAsia="Times New Roman" w:hAnsi="Courier New" w:cs="Courier New"/>
+          <w:color w:val="2AACB8"/>
+          <w:sz w:val="20"/>
+          <w:szCs w:val="20"/>
+          <w:lang w:eastAsia="ru-RU"/>
+        </w:rPr>
+        <w:t>1</w:t>
+      </w:r>
+      <w:r>
+        <w:rPr>
+          <w:rFonts w:ascii="Courier New" w:eastAsia="Times New Roman" w:hAnsi="Courier New" w:cs="Courier New"/>
+          <w:color w:val="2AACB8"/>
+          <w:sz w:val="20"/>
+          <w:szCs w:val="20"/>
+          <w:lang w:eastAsia="ru-RU"/>
+        </w:rPr>
+        <w:br/>
+      </w:r>
+      <w:r>
+        <w:rPr>
+          <w:rFonts w:ascii="Courier New" w:eastAsia="Times New Roman" w:hAnsi="Courier New" w:cs="Courier New"/>
+          <w:color w:val="BCBEC4"/>
+          <w:sz w:val="20"/>
+          <w:szCs w:val="20"/>
+          <w:lang w:eastAsia="ru-RU"/>
+        </w:rPr>
+        <w:t xml:space="preserve">N = </w:t>
+      </w:r>
+      <w:r>
+        <w:rPr>
+          <w:rFonts w:ascii="Courier New" w:eastAsia="Times New Roman" w:hAnsi="Courier New" w:cs="Courier New"/>
+          <w:color w:val="2AACB8"/>
+          <w:sz w:val="20"/>
+          <w:szCs w:val="20"/>
+          <w:lang w:eastAsia="ru-RU"/>
+        </w:rPr>
+        <w:t>1000</w:t>
+      </w:r>
+      <w:r>
+        <w:rPr>
+          <w:rFonts w:ascii="Courier New" w:eastAsia="Times New Roman" w:hAnsi="Courier New" w:cs="Courier New"/>
+          <w:color w:val="2AACB8"/>
+          <w:sz w:val="20"/>
+          <w:szCs w:val="20"/>
+          <w:lang w:eastAsia="ru-RU"/>
+        </w:rPr>
+        <w:br/>
+      </w:r>
+      <w:r>
+        <w:rPr>
+          <w:rFonts w:ascii="Courier New" w:eastAsia="Times New Roman" w:hAnsi="Courier New" w:cs="Courier New"/>
+          <w:color w:val="BCBEC4"/>
+          <w:sz w:val="20"/>
+          <w:szCs w:val="20"/>
+          <w:lang w:eastAsia="ru-RU"/>
+        </w:rPr>
+        <w:t xml:space="preserve">K = </w:t>
+      </w:r>
+      <w:r>
+        <w:rPr>
+          <w:rFonts w:ascii="Courier New" w:eastAsia="Times New Roman" w:hAnsi="Courier New" w:cs="Courier New"/>
+          <w:color w:val="2AACB8"/>
+          <w:sz w:val="20"/>
+          <w:szCs w:val="20"/>
+          <w:lang w:eastAsia="ru-RU"/>
+        </w:rPr>
+        <w:t>10</w:t>
+      </w:r>
+      <w:r>
+        <w:rPr>
+          <w:rFonts w:ascii="Courier New" w:eastAsia="Times New Roman" w:hAnsi="Courier New" w:cs="Courier New"/>
+          <w:color w:val="2AACB8"/>
+          <w:sz w:val="20"/>
+          <w:szCs w:val="20"/>
+          <w:lang w:eastAsia="ru-RU"/>
+        </w:rPr>
+        <w:br/>
+      </w:r>
+      <w:r>
+        <w:rPr>
+          <w:rFonts w:ascii="Courier New" w:eastAsia="Times New Roman" w:hAnsi="Courier New" w:cs="Courier New"/>
+          <w:color w:val="BCBEC4"/>
+          <w:sz w:val="20"/>
+          <w:szCs w:val="20"/>
+          <w:lang w:eastAsia="ru-RU"/>
+        </w:rPr>
+        <w:t xml:space="preserve">m = </w:t>
+      </w:r>
+      <w:r>
+        <w:rPr>
+          <w:rFonts w:ascii="Courier New" w:eastAsia="Times New Roman" w:hAnsi="Courier New" w:cs="Courier New"/>
+          <w:color w:val="2AACB8"/>
+          <w:sz w:val="20"/>
+          <w:szCs w:val="20"/>
+          <w:lang w:eastAsia="ru-RU"/>
+        </w:rPr>
+        <w:t>5</w:t>
+      </w:r>
+      <w:r>
+        <w:rPr>
+          <w:rFonts w:ascii="Courier New" w:eastAsia="Times New Roman" w:hAnsi="Courier New" w:cs="Courier New"/>
+          <w:color w:val="2AACB8"/>
+          <w:sz w:val="20"/>
+          <w:szCs w:val="20"/>
+          <w:lang w:eastAsia="ru-RU"/>
+        </w:rPr>
+        <w:br/>
+      </w:r>
+      <w:r>
+        <w:rPr>
+          <w:rFonts w:ascii="Courier New" w:eastAsia="Times New Roman" w:hAnsi="Courier New" w:cs="Courier New"/>
+          <w:color w:val="2AACB8"/>
+          <w:sz w:val="20"/>
+          <w:szCs w:val="20"/>
+          <w:lang w:eastAsia="ru-RU"/>
+        </w:rPr>
+        <w:br/>
+      </w:r>
+      <w:r>
+        <w:rPr>
+          <w:rFonts w:ascii="Courier New" w:eastAsia="Times New Roman" w:hAnsi="Courier New" w:cs="Courier New"/>
+          <w:color w:val="7A7E85"/>
+          <w:sz w:val="20"/>
+          <w:szCs w:val="20"/>
+          <w:lang w:eastAsia="ru-RU"/>
+        </w:rPr>
+        <w:t># Генерация БСВ (little-frog)</w:t>
+      </w:r>
+      <w:r>
+        <w:rPr>
+          <w:rFonts w:ascii="Courier New" w:eastAsia="Times New Roman" w:hAnsi="Courier New" w:cs="Courier New"/>
+          <w:color w:val="7A7E85"/>
+          <w:sz w:val="20"/>
+          <w:szCs w:val="20"/>
+          <w:lang w:eastAsia="ru-RU"/>
+        </w:rPr>
+        <w:br/>
+      </w:r>
+      <w:r>
+        <w:rPr>
+          <w:rFonts w:ascii="Courier New" w:eastAsia="Times New Roman" w:hAnsi="Courier New" w:cs="Courier New"/>
+          <w:color w:val="BCBEC4"/>
+          <w:sz w:val="20"/>
+          <w:szCs w:val="20"/>
+          <w:lang w:eastAsia="ru-RU"/>
+        </w:rPr>
+        <w:t xml:space="preserve">modulus = </w:t>
+      </w:r>
+      <w:r>
+        <w:rPr>
+          <w:rFonts w:ascii="Courier New" w:eastAsia="Times New Roman" w:hAnsi="Courier New" w:cs="Courier New"/>
+          <w:color w:val="2AACB8"/>
+          <w:sz w:val="20"/>
+          <w:szCs w:val="20"/>
+          <w:lang w:eastAsia="ru-RU"/>
+        </w:rPr>
+        <w:t xml:space="preserve">2 </w:t>
+      </w:r>
+      <w:r>
+        <w:rPr>
+          <w:rFonts w:ascii="Courier New" w:eastAsia="Times New Roman" w:hAnsi="Courier New" w:cs="Courier New"/>
+          <w:color w:val="BCBEC4"/>
+          <w:sz w:val="20"/>
+          <w:szCs w:val="20"/>
+          <w:lang w:eastAsia="ru-RU"/>
+        </w:rPr>
+        <w:t>** r</w:t>
+      </w:r>
+      <w:r>
+        <w:rPr>
+          <w:rFonts w:ascii="Courier New" w:eastAsia="Times New Roman" w:hAnsi="Courier New" w:cs="Courier New"/>
+          <w:color w:val="BCBEC4"/>
+          <w:sz w:val="20"/>
+          <w:szCs w:val="20"/>
+          <w:lang w:eastAsia="ru-RU"/>
+        </w:rPr>
+        <w:br/>
+        <w:t>z = []</w:t>
+      </w:r>
+      <w:r>
+        <w:rPr>
+          <w:rFonts w:ascii="Courier New" w:eastAsia="Times New Roman" w:hAnsi="Courier New" w:cs="Courier New"/>
+          <w:color w:val="BCBEC4"/>
+          <w:sz w:val="20"/>
+          <w:szCs w:val="20"/>
+          <w:lang w:eastAsia="ru-RU"/>
+        </w:rPr>
+        <w:br/>
+        <w:t>A = A0</w:t>
+      </w:r>
+      <w:r>
+        <w:rPr>
+          <w:rFonts w:ascii="Courier New" w:eastAsia="Times New Roman" w:hAnsi="Courier New" w:cs="Courier New"/>
+          <w:color w:val="BCBEC4"/>
+          <w:sz w:val="20"/>
+          <w:szCs w:val="20"/>
+          <w:lang w:eastAsia="ru-RU"/>
+        </w:rPr>
+        <w:br/>
+      </w:r>
+      <w:r>
+        <w:rPr>
+          <w:rFonts w:ascii="Courier New" w:eastAsia="Times New Roman" w:hAnsi="Courier New" w:cs="Courier New"/>
+          <w:color w:val="BCBEC4"/>
+          <w:sz w:val="20"/>
+          <w:szCs w:val="20"/>
+          <w:lang w:eastAsia="ru-RU"/>
+        </w:rPr>
+        <w:br/>
+      </w:r>
+      <w:r>
+        <w:rPr>
+          <w:rFonts w:ascii="Courier New" w:eastAsia="Times New Roman" w:hAnsi="Courier New" w:cs="Courier New"/>
+          <w:color w:val="CF8E6D"/>
+          <w:sz w:val="20"/>
+          <w:szCs w:val="20"/>
+          <w:lang w:eastAsia="ru-RU"/>
+        </w:rPr>
+        <w:t xml:space="preserve">if </w:t>
+      </w:r>
+      <w:r>
+        <w:rPr>
+          <w:rFonts w:ascii="Courier New" w:eastAsia="Times New Roman" w:hAnsi="Courier New" w:cs="Courier New"/>
+          <w:color w:val="BCBEC4"/>
+          <w:sz w:val="20"/>
+          <w:szCs w:val="20"/>
+          <w:lang w:eastAsia="ru-RU"/>
+        </w:rPr>
+        <w:t xml:space="preserve">m &gt; </w:t>
+      </w:r>
+      <w:r>
+        <w:rPr>
+          <w:rFonts w:ascii="Courier New" w:eastAsia="Times New Roman" w:hAnsi="Courier New" w:cs="Courier New"/>
+          <w:color w:val="2AACB8"/>
+          <w:sz w:val="20"/>
+          <w:szCs w:val="20"/>
+          <w:lang w:eastAsia="ru-RU"/>
+        </w:rPr>
+        <w:t>1</w:t>
+      </w:r>
+      <w:r>
+        <w:rPr>
+          <w:rFonts w:ascii="Courier New" w:eastAsia="Times New Roman" w:hAnsi="Courier New" w:cs="Courier New"/>
+          <w:color w:val="BCBEC4"/>
+          <w:sz w:val="20"/>
+          <w:szCs w:val="20"/>
+          <w:lang w:eastAsia="ru-RU"/>
+        </w:rPr>
+        <w:t>:</w:t>
+      </w:r>
+      <w:r>
+        <w:rPr>
+          <w:rFonts w:ascii="Courier New" w:eastAsia="Times New Roman" w:hAnsi="Courier New" w:cs="Courier New"/>
+          <w:color w:val="BCBEC4"/>
+          <w:sz w:val="20"/>
+          <w:szCs w:val="20"/>
+          <w:lang w:eastAsia="ru-RU"/>
+        </w:rPr>
+        <w:br/>
+        <w:t xml:space="preserve">    M_step = </w:t>
+      </w:r>
+      <w:r>
+        <w:rPr>
+          <w:rFonts w:ascii="Courier New" w:eastAsia="Times New Roman" w:hAnsi="Courier New" w:cs="Courier New"/>
+          <w:color w:val="8888C6"/>
+          <w:sz w:val="20"/>
+          <w:szCs w:val="20"/>
+          <w:lang w:eastAsia="ru-RU"/>
+        </w:rPr>
+        <w:t>pow</w:t>
+      </w:r>
+      <w:r>
+        <w:rPr>
+          <w:rFonts w:ascii="Courier New" w:eastAsia="Times New Roman" w:hAnsi="Courier New" w:cs="Courier New"/>
+          <w:color w:val="BCBEC4"/>
+          <w:sz w:val="20"/>
+          <w:szCs w:val="20"/>
+          <w:lang w:eastAsia="ru-RU"/>
+        </w:rPr>
+        <w:t xml:space="preserve">(M, m, modulus)  </w:t>
+      </w:r>
+      <w:r>
+        <w:rPr>
+          <w:rFonts w:ascii="Courier New" w:eastAsia="Times New Roman" w:hAnsi="Courier New" w:cs="Courier New"/>
+          <w:color w:val="7A7E85"/>
+          <w:sz w:val="20"/>
+          <w:szCs w:val="20"/>
+          <w:lang w:eastAsia="ru-RU"/>
+        </w:rPr>
+        <w:t># Быстрое возведение в степень по модулю</w:t>
+      </w:r>
+      <w:r>
+        <w:rPr>
+          <w:rFonts w:ascii="Courier New" w:eastAsia="Times New Roman" w:hAnsi="Courier New" w:cs="Courier New"/>
+          <w:color w:val="7A7E85"/>
+          <w:sz w:val="20"/>
+          <w:szCs w:val="20"/>
+          <w:lang w:eastAsia="ru-RU"/>
+        </w:rPr>
+        <w:br/>
+      </w:r>
+      <w:r>
+        <w:rPr>
+          <w:rFonts w:ascii="Courier New" w:eastAsia="Times New Roman" w:hAnsi="Courier New" w:cs="Courier New"/>
+          <w:color w:val="CF8E6D"/>
+          <w:sz w:val="20"/>
+          <w:szCs w:val="20"/>
+          <w:lang w:eastAsia="ru-RU"/>
+        </w:rPr>
+        <w:t>else</w:t>
+      </w:r>
+      <w:r>
+        <w:rPr>
+          <w:rFonts w:ascii="Courier New" w:eastAsia="Times New Roman" w:hAnsi="Courier New" w:cs="Courier New"/>
+          <w:color w:val="BCBEC4"/>
+          <w:sz w:val="20"/>
+          <w:szCs w:val="20"/>
+          <w:lang w:eastAsia="ru-RU"/>
+        </w:rPr>
+        <w:t>:</w:t>
+      </w:r>
+      <w:r>
+        <w:rPr>
+          <w:rFonts w:ascii="Courier New" w:eastAsia="Times New Roman" w:hAnsi="Courier New" w:cs="Courier New"/>
+          <w:color w:val="BCBEC4"/>
+          <w:sz w:val="20"/>
+          <w:szCs w:val="20"/>
+          <w:lang w:eastAsia="ru-RU"/>
+        </w:rPr>
+        <w:br/>
+        <w:t xml:space="preserve">    M_step = M</w:t>
+      </w:r>
+      <w:r>
+        <w:rPr>
+          <w:rFonts w:ascii="Courier New" w:eastAsia="Times New Roman" w:hAnsi="Courier New" w:cs="Courier New"/>
+          <w:color w:val="BCBEC4"/>
+          <w:sz w:val="20"/>
+          <w:szCs w:val="20"/>
+          <w:lang w:eastAsia="ru-RU"/>
+        </w:rPr>
+        <w:br/>
+      </w:r>
+      <w:r>
+        <w:rPr>
+          <w:rFonts w:ascii="Courier New" w:eastAsia="Times New Roman" w:hAnsi="Courier New" w:cs="Courier New"/>
+          <w:color w:val="BCBEC4"/>
+          <w:sz w:val="20"/>
+          <w:szCs w:val="20"/>
+          <w:lang w:eastAsia="ru-RU"/>
+        </w:rPr>
+        <w:br/>
+      </w:r>
+      <w:r>
+        <w:rPr>
+          <w:rFonts w:ascii="Courier New" w:eastAsia="Times New Roman" w:hAnsi="Courier New" w:cs="Courier New"/>
+          <w:color w:val="CF8E6D"/>
+          <w:sz w:val="20"/>
+          <w:szCs w:val="20"/>
+          <w:lang w:eastAsia="ru-RU"/>
+        </w:rPr>
+        <w:t xml:space="preserve">for </w:t>
+      </w:r>
+      <w:r>
+        <w:rPr>
+          <w:rFonts w:ascii="Courier New" w:eastAsia="Times New Roman" w:hAnsi="Courier New" w:cs="Courier New"/>
+          <w:color w:val="BCBEC4"/>
+          <w:sz w:val="20"/>
+          <w:szCs w:val="20"/>
+          <w:lang w:eastAsia="ru-RU"/>
+        </w:rPr>
+        <w:t xml:space="preserve">i </w:t>
+      </w:r>
+      <w:r>
+        <w:rPr>
+          <w:rFonts w:ascii="Courier New" w:eastAsia="Times New Roman" w:hAnsi="Courier New" w:cs="Courier New"/>
+          <w:color w:val="CF8E6D"/>
+          <w:sz w:val="20"/>
+          <w:szCs w:val="20"/>
+          <w:lang w:eastAsia="ru-RU"/>
+        </w:rPr>
+        <w:t xml:space="preserve">in </w:t>
+      </w:r>
+      <w:r>
+        <w:rPr>
+          <w:rFonts w:ascii="Courier New" w:eastAsia="Times New Roman" w:hAnsi="Courier New" w:cs="Courier New"/>
+          <w:color w:val="8888C6"/>
+          <w:sz w:val="20"/>
+          <w:szCs w:val="20"/>
+          <w:lang w:eastAsia="ru-RU"/>
+        </w:rPr>
+        <w:t>range</w:t>
+      </w:r>
+      <w:r>
+        <w:rPr>
+          <w:rFonts w:ascii="Courier New" w:eastAsia="Times New Roman" w:hAnsi="Courier New" w:cs="Courier New"/>
+          <w:color w:val="BCBEC4"/>
+          <w:sz w:val="20"/>
+          <w:szCs w:val="20"/>
+          <w:lang w:eastAsia="ru-RU"/>
+        </w:rPr>
+        <w:t>(N):</w:t>
+      </w:r>
+      <w:r>
+        <w:rPr>
+          <w:rFonts w:ascii="Courier New" w:eastAsia="Times New Roman" w:hAnsi="Courier New" w:cs="Courier New"/>
+          <w:color w:val="BCBEC4"/>
+          <w:sz w:val="20"/>
+          <w:szCs w:val="20"/>
+          <w:lang w:eastAsia="ru-RU"/>
+        </w:rPr>
+        <w:br/>
+        <w:t xml:space="preserve">    A = (A * M_step) % modulus</w:t>
+      </w:r>
+      <w:r>
+        <w:rPr>
+          <w:rFonts w:ascii="Courier New" w:eastAsia="Times New Roman" w:hAnsi="Courier New" w:cs="Courier New"/>
+          <w:color w:val="BCBEC4"/>
+          <w:sz w:val="20"/>
+          <w:szCs w:val="20"/>
+          <w:lang w:eastAsia="ru-RU"/>
+        </w:rPr>
+        <w:br/>
+        <w:t xml:space="preserve">    z.append(A / modulus)</w:t>
+      </w:r>
+      <w:r>
+        <w:rPr>
+          <w:rFonts w:ascii="Courier New" w:eastAsia="Times New Roman" w:hAnsi="Courier New" w:cs="Courier New"/>
+          <w:color w:val="BCBEC4"/>
+          <w:sz w:val="20"/>
+          <w:szCs w:val="20"/>
+          <w:lang w:eastAsia="ru-RU"/>
+        </w:rPr>
+        <w:br/>
+      </w:r>
+      <w:r>
+        <w:rPr>
+          <w:rFonts w:ascii="Courier New" w:eastAsia="Times New Roman" w:hAnsi="Courier New" w:cs="Courier New"/>
+          <w:color w:val="BCBEC4"/>
+          <w:sz w:val="20"/>
+          <w:szCs w:val="20"/>
+          <w:lang w:eastAsia="ru-RU"/>
+        </w:rPr>
+        <w:br/>
+        <w:t>z = np.array(z)</w:t>
+      </w:r>
+      <w:r>
+        <w:rPr>
+          <w:rFonts w:ascii="Courier New" w:eastAsia="Times New Roman" w:hAnsi="Courier New" w:cs="Courier New"/>
+          <w:color w:val="BCBEC4"/>
+          <w:sz w:val="20"/>
+          <w:szCs w:val="20"/>
+          <w:lang w:eastAsia="ru-RU"/>
+        </w:rPr>
+        <w:br/>
+      </w:r>
+      <w:r>
+        <w:rPr>
+          <w:rFonts w:ascii="Courier New" w:eastAsia="Times New Roman" w:hAnsi="Courier New" w:cs="Courier New"/>
+          <w:color w:val="BCBEC4"/>
+          <w:sz w:val="20"/>
+          <w:szCs w:val="20"/>
+          <w:lang w:eastAsia="ru-RU"/>
+        </w:rPr>
+        <w:br/>
+      </w:r>
+      <w:r>
+        <w:rPr>
+          <w:rFonts w:ascii="Courier New" w:eastAsia="Times New Roman" w:hAnsi="Courier New" w:cs="Courier New"/>
+          <w:color w:val="7A7E85"/>
+          <w:sz w:val="20"/>
+          <w:szCs w:val="20"/>
+          <w:lang w:eastAsia="ru-RU"/>
+        </w:rPr>
+        <w:t># Мат. ожидание и дисперсия</w:t>
+      </w:r>
+      <w:r>
+        <w:rPr>
+          <w:rFonts w:ascii="Courier New" w:eastAsia="Times New Roman" w:hAnsi="Courier New" w:cs="Courier New"/>
+          <w:color w:val="7A7E85"/>
+          <w:sz w:val="20"/>
+          <w:szCs w:val="20"/>
+          <w:lang w:eastAsia="ru-RU"/>
+        </w:rPr>
+        <w:br/>
+      </w:r>
+      <w:r>
+        <w:rPr>
+          <w:rFonts w:ascii="Courier New" w:eastAsia="Times New Roman" w:hAnsi="Courier New" w:cs="Courier New"/>
+          <w:color w:val="BCBEC4"/>
+          <w:sz w:val="20"/>
+          <w:szCs w:val="20"/>
+          <w:lang w:eastAsia="ru-RU"/>
+        </w:rPr>
+        <w:t>M_emp = np.mean(z)</w:t>
+      </w:r>
+      <w:r>
+        <w:rPr>
+          <w:rFonts w:ascii="Courier New" w:eastAsia="Times New Roman" w:hAnsi="Courier New" w:cs="Courier New"/>
+          <w:color w:val="BCBEC4"/>
+          <w:sz w:val="20"/>
+          <w:szCs w:val="20"/>
+          <w:lang w:eastAsia="ru-RU"/>
+        </w:rPr>
+        <w:br/>
+        <w:t>D_emp = np.var(z)</w:t>
+      </w:r>
+      <w:r>
+        <w:rPr>
+          <w:rFonts w:ascii="Courier New" w:eastAsia="Times New Roman" w:hAnsi="Courier New" w:cs="Courier New"/>
+          <w:color w:val="BCBEC4"/>
+          <w:sz w:val="20"/>
+          <w:szCs w:val="20"/>
+          <w:lang w:eastAsia="ru-RU"/>
+        </w:rPr>
+        <w:br/>
+        <w:t xml:space="preserve">M_theory = </w:t>
+      </w:r>
+      <w:r>
+        <w:rPr>
+          <w:rFonts w:ascii="Courier New" w:eastAsia="Times New Roman" w:hAnsi="Courier New" w:cs="Courier New"/>
+          <w:color w:val="2AACB8"/>
+          <w:sz w:val="20"/>
+          <w:szCs w:val="20"/>
+          <w:lang w:eastAsia="ru-RU"/>
+        </w:rPr>
+        <w:t>0.5</w:t>
+      </w:r>
+      <w:r>
+        <w:rPr>
+          <w:rFonts w:ascii="Courier New" w:eastAsia="Times New Roman" w:hAnsi="Courier New" w:cs="Courier New"/>
+          <w:color w:val="2AACB8"/>
+          <w:sz w:val="20"/>
+          <w:szCs w:val="20"/>
+          <w:lang w:eastAsia="ru-RU"/>
+        </w:rPr>
+        <w:br/>
+      </w:r>
+      <w:r>
+        <w:rPr>
+          <w:rFonts w:ascii="Courier New" w:eastAsia="Times New Roman" w:hAnsi="Courier New" w:cs="Courier New"/>
+          <w:color w:val="BCBEC4"/>
+          <w:sz w:val="20"/>
+          <w:szCs w:val="20"/>
+          <w:lang w:eastAsia="ru-RU"/>
+        </w:rPr>
+        <w:t xml:space="preserve">D_theory = </w:t>
+      </w:r>
+      <w:r>
+        <w:rPr>
+          <w:rFonts w:ascii="Courier New" w:eastAsia="Times New Roman" w:hAnsi="Courier New" w:cs="Courier New"/>
+          <w:color w:val="2AACB8"/>
+          <w:sz w:val="20"/>
+          <w:szCs w:val="20"/>
+          <w:lang w:eastAsia="ru-RU"/>
+        </w:rPr>
+        <w:t>1</w:t>
+      </w:r>
+      <w:r>
+        <w:rPr>
+          <w:rFonts w:ascii="Courier New" w:eastAsia="Times New Roman" w:hAnsi="Courier New" w:cs="Courier New"/>
+          <w:color w:val="BCBEC4"/>
+          <w:sz w:val="20"/>
+          <w:szCs w:val="20"/>
+          <w:lang w:eastAsia="ru-RU"/>
+        </w:rPr>
+        <w:t>/</w:t>
+      </w:r>
+      <w:r>
+        <w:rPr>
+          <w:rFonts w:ascii="Courier New" w:eastAsia="Times New Roman" w:hAnsi="Courier New" w:cs="Courier New"/>
+          <w:color w:val="2AACB8"/>
+          <w:sz w:val="20"/>
+          <w:szCs w:val="20"/>
+          <w:lang w:eastAsia="ru-RU"/>
+        </w:rPr>
+        <w:t>12</w:t>
+      </w:r>
+      <w:r>
+        <w:rPr>
+          <w:rFonts w:ascii="Courier New" w:eastAsia="Times New Roman" w:hAnsi="Courier New" w:cs="Courier New"/>
+          <w:color w:val="2AACB8"/>
+          <w:sz w:val="20"/>
+          <w:szCs w:val="20"/>
+          <w:lang w:eastAsia="ru-RU"/>
+        </w:rPr>
+        <w:br/>
+      </w:r>
+      <w:r>
+        <w:rPr>
+          <w:rFonts w:ascii="Courier New" w:eastAsia="Times New Roman" w:hAnsi="Courier New" w:cs="Courier New"/>
+          <w:color w:val="2AACB8"/>
+          <w:sz w:val="20"/>
+          <w:szCs w:val="20"/>
+          <w:lang w:eastAsia="ru-RU"/>
+        </w:rPr>
+        <w:br/>
+      </w:r>
+      <w:r>
+        <w:rPr>
+          <w:rFonts w:ascii="Courier New" w:eastAsia="Times New Roman" w:hAnsi="Courier New" w:cs="Courier New"/>
+          <w:color w:val="8888C6"/>
+          <w:sz w:val="20"/>
+          <w:szCs w:val="20"/>
+          <w:lang w:eastAsia="ru-RU"/>
+        </w:rPr>
+        <w:t>print</w:t>
+      </w:r>
+      <w:r>
+        <w:rPr>
+          <w:rFonts w:ascii="Courier New" w:eastAsia="Times New Roman" w:hAnsi="Courier New" w:cs="Courier New"/>
+          <w:color w:val="BCBEC4"/>
+          <w:sz w:val="20"/>
+          <w:szCs w:val="20"/>
+          <w:lang w:eastAsia="ru-RU"/>
+        </w:rPr>
+        <w:t>(</w:t>
+      </w:r>
+      <w:r>
+        <w:rPr>
+          <w:rFonts w:ascii="Courier New" w:eastAsia="Times New Roman" w:hAnsi="Courier New" w:cs="Courier New"/>
+          <w:color w:val="6AAB73"/>
+          <w:sz w:val="20"/>
+          <w:szCs w:val="20"/>
+          <w:lang w:eastAsia="ru-RU"/>
+        </w:rPr>
+        <w:t xml:space="preserve">f"M_emp = </w:t>
+      </w:r>
+      <w:r>
+        <w:rPr>
+          <w:rFonts w:ascii="Courier New" w:eastAsia="Times New Roman" w:hAnsi="Courier New" w:cs="Courier New"/>
+          <w:color w:val="CF8E6D"/>
+          <w:sz w:val="20"/>
+          <w:szCs w:val="20"/>
+          <w:lang w:eastAsia="ru-RU"/>
+        </w:rPr>
+        <w:t>{</w:t>
+      </w:r>
+      <w:r>
+        <w:rPr>
+          <w:rFonts w:ascii="Courier New" w:eastAsia="Times New Roman" w:hAnsi="Courier New" w:cs="Courier New"/>
+          <w:color w:val="BCBEC4"/>
+          <w:sz w:val="20"/>
+          <w:szCs w:val="20"/>
+          <w:lang w:eastAsia="ru-RU"/>
+        </w:rPr>
+        <w:t>M_emp</w:t>
+      </w:r>
+      <w:r>
+        <w:rPr>
+          <w:rFonts w:ascii="Courier New" w:eastAsia="Times New Roman" w:hAnsi="Courier New" w:cs="Courier New"/>
+          <w:color w:val="CF8E6D"/>
+          <w:sz w:val="20"/>
+          <w:szCs w:val="20"/>
+          <w:lang w:eastAsia="ru-RU"/>
+        </w:rPr>
+        <w:t>:</w:t>
+      </w:r>
+      <w:r>
+        <w:rPr>
+          <w:rFonts w:ascii="Courier New" w:eastAsia="Times New Roman" w:hAnsi="Courier New" w:cs="Courier New"/>
+          <w:color w:val="6AAB73"/>
+          <w:sz w:val="20"/>
+          <w:szCs w:val="20"/>
+          <w:lang w:eastAsia="ru-RU"/>
+        </w:rPr>
+        <w:t>.6f</w:t>
+      </w:r>
+      <w:r>
+        <w:rPr>
+          <w:rFonts w:ascii="Courier New" w:eastAsia="Times New Roman" w:hAnsi="Courier New" w:cs="Courier New"/>
+          <w:color w:val="CF8E6D"/>
+          <w:sz w:val="20"/>
+          <w:szCs w:val="20"/>
+          <w:lang w:eastAsia="ru-RU"/>
+        </w:rPr>
+        <w:t>}</w:t>
+      </w:r>
+      <w:r>
+        <w:rPr>
+          <w:rFonts w:ascii="Courier New" w:eastAsia="Times New Roman" w:hAnsi="Courier New" w:cs="Courier New"/>
+          <w:color w:val="6AAB73"/>
+          <w:sz w:val="20"/>
+          <w:szCs w:val="20"/>
+          <w:lang w:eastAsia="ru-RU"/>
+        </w:rPr>
+        <w:t xml:space="preserve">, M_theory = </w:t>
+      </w:r>
+      <w:r>
+        <w:rPr>
+          <w:rFonts w:ascii="Courier New" w:eastAsia="Times New Roman" w:hAnsi="Courier New" w:cs="Courier New"/>
+          <w:color w:val="CF8E6D"/>
+          <w:sz w:val="20"/>
+          <w:szCs w:val="20"/>
+          <w:lang w:eastAsia="ru-RU"/>
+        </w:rPr>
+        <w:t>{</w:t>
+      </w:r>
+      <w:r>
+        <w:rPr>
+          <w:rFonts w:ascii="Courier New" w:eastAsia="Times New Roman" w:hAnsi="Courier New" w:cs="Courier New"/>
+          <w:color w:val="BCBEC4"/>
+          <w:sz w:val="20"/>
+          <w:szCs w:val="20"/>
+          <w:lang w:eastAsia="ru-RU"/>
+        </w:rPr>
+        <w:t>M_theory</w:t>
+      </w:r>
+      <w:r>
+        <w:rPr>
+          <w:rFonts w:ascii="Courier New" w:eastAsia="Times New Roman" w:hAnsi="Courier New" w:cs="Courier New"/>
+          <w:color w:val="CF8E6D"/>
+          <w:sz w:val="20"/>
+          <w:szCs w:val="20"/>
+          <w:lang w:eastAsia="ru-RU"/>
+        </w:rPr>
+        <w:t>:</w:t>
+      </w:r>
+      <w:r>
+        <w:rPr>
+          <w:rFonts w:ascii="Courier New" w:eastAsia="Times New Roman" w:hAnsi="Courier New" w:cs="Courier New"/>
+          <w:color w:val="6AAB73"/>
+          <w:sz w:val="20"/>
+          <w:szCs w:val="20"/>
+          <w:lang w:eastAsia="ru-RU"/>
+        </w:rPr>
+        <w:t>.6f</w:t>
+      </w:r>
+      <w:r>
+        <w:rPr>
+          <w:rFonts w:ascii="Courier New" w:eastAsia="Times New Roman" w:hAnsi="Courier New" w:cs="Courier New"/>
+          <w:color w:val="CF8E6D"/>
+          <w:sz w:val="20"/>
+          <w:szCs w:val="20"/>
+          <w:lang w:eastAsia="ru-RU"/>
+        </w:rPr>
+        <w:t>}</w:t>
+      </w:r>
+      <w:r>
+        <w:rPr>
+          <w:rFonts w:ascii="Courier New" w:eastAsia="Times New Roman" w:hAnsi="Courier New" w:cs="Courier New"/>
+          <w:color w:val="6AAB73"/>
+          <w:sz w:val="20"/>
+          <w:szCs w:val="20"/>
+          <w:lang w:eastAsia="ru-RU"/>
+        </w:rPr>
+        <w:t>"</w:t>
+      </w:r>
+      <w:r>
+        <w:rPr>
+          <w:rFonts w:ascii="Courier New" w:eastAsia="Times New Roman" w:hAnsi="Courier New" w:cs="Courier New"/>
+          <w:color w:val="BCBEC4"/>
+          <w:sz w:val="20"/>
+          <w:szCs w:val="20"/>
+          <w:lang w:eastAsia="ru-RU"/>
+        </w:rPr>
+        <w:t>)</w:t>
+      </w:r>
+      <w:r>
+        <w:rPr>
+          <w:rFonts w:ascii="Courier New" w:eastAsia="Times New Roman" w:hAnsi="Courier New" w:cs="Courier New"/>
+          <w:color w:val="BCBEC4"/>
+          <w:sz w:val="20"/>
+          <w:szCs w:val="20"/>
+          <w:lang w:eastAsia="ru-RU"/>
+        </w:rPr>
+        <w:br/>
+      </w:r>
+      <w:r>
+        <w:rPr>
+          <w:rFonts w:ascii="Courier New" w:eastAsia="Times New Roman" w:hAnsi="Courier New" w:cs="Courier New"/>
+          <w:color w:val="8888C6"/>
+          <w:sz w:val="20"/>
+          <w:szCs w:val="20"/>
+          <w:lang w:eastAsia="ru-RU"/>
+        </w:rPr>
+        <w:t>print</w:t>
+      </w:r>
+      <w:r>
+        <w:rPr>
+          <w:rFonts w:ascii="Courier New" w:eastAsia="Times New Roman" w:hAnsi="Courier New" w:cs="Courier New"/>
+          <w:color w:val="BCBEC4"/>
+          <w:sz w:val="20"/>
+          <w:szCs w:val="20"/>
+          <w:lang w:eastAsia="ru-RU"/>
+        </w:rPr>
+        <w:t>(</w:t>
+      </w:r>
+      <w:r>
+        <w:rPr>
+          <w:rFonts w:ascii="Courier New" w:eastAsia="Times New Roman" w:hAnsi="Courier New" w:cs="Courier New"/>
+          <w:color w:val="6AAB73"/>
+          <w:sz w:val="20"/>
+          <w:szCs w:val="20"/>
+          <w:lang w:eastAsia="ru-RU"/>
+        </w:rPr>
+        <w:t xml:space="preserve">f"D_emp = </w:t>
+      </w:r>
+      <w:r>
+        <w:rPr>
+          <w:rFonts w:ascii="Courier New" w:eastAsia="Times New Roman" w:hAnsi="Courier New" w:cs="Courier New"/>
+          <w:color w:val="CF8E6D"/>
+          <w:sz w:val="20"/>
+          <w:szCs w:val="20"/>
+          <w:lang w:eastAsia="ru-RU"/>
+        </w:rPr>
+        <w:t>{</w:t>
+      </w:r>
+      <w:r>
+        <w:rPr>
+          <w:rFonts w:ascii="Courier New" w:eastAsia="Times New Roman" w:hAnsi="Courier New" w:cs="Courier New"/>
+          <w:color w:val="BCBEC4"/>
+          <w:sz w:val="20"/>
+          <w:szCs w:val="20"/>
+          <w:lang w:eastAsia="ru-RU"/>
+        </w:rPr>
+        <w:t>D_emp</w:t>
+      </w:r>
+      <w:r>
+        <w:rPr>
+          <w:rFonts w:ascii="Courier New" w:eastAsia="Times New Roman" w:hAnsi="Courier New" w:cs="Courier New"/>
+          <w:color w:val="CF8E6D"/>
+          <w:sz w:val="20"/>
+          <w:szCs w:val="20"/>
+          <w:lang w:eastAsia="ru-RU"/>
+        </w:rPr>
+        <w:t>:</w:t>
+      </w:r>
+      <w:r>
+        <w:rPr>
+          <w:rFonts w:ascii="Courier New" w:eastAsia="Times New Roman" w:hAnsi="Courier New" w:cs="Courier New"/>
+          <w:color w:val="6AAB73"/>
+          <w:sz w:val="20"/>
+          <w:szCs w:val="20"/>
+          <w:lang w:eastAsia="ru-RU"/>
+        </w:rPr>
+        <w:t>.6f</w:t>
+      </w:r>
+      <w:r>
+        <w:rPr>
+          <w:rFonts w:ascii="Courier New" w:eastAsia="Times New Roman" w:hAnsi="Courier New" w:cs="Courier New"/>
+          <w:color w:val="CF8E6D"/>
+          <w:sz w:val="20"/>
+          <w:szCs w:val="20"/>
+          <w:lang w:eastAsia="ru-RU"/>
+        </w:rPr>
+        <w:t>}</w:t>
+      </w:r>
+      <w:r>
+        <w:rPr>
+          <w:rFonts w:ascii="Courier New" w:eastAsia="Times New Roman" w:hAnsi="Courier New" w:cs="Courier New"/>
+          <w:color w:val="6AAB73"/>
+          <w:sz w:val="20"/>
+          <w:szCs w:val="20"/>
+          <w:lang w:eastAsia="ru-RU"/>
+        </w:rPr>
+        <w:t xml:space="preserve">, D_theory = </w:t>
+      </w:r>
+      <w:r>
+        <w:rPr>
+          <w:rFonts w:ascii="Courier New" w:eastAsia="Times New Roman" w:hAnsi="Courier New" w:cs="Courier New"/>
+          <w:color w:val="CF8E6D"/>
+          <w:sz w:val="20"/>
+          <w:szCs w:val="20"/>
+          <w:lang w:eastAsia="ru-RU"/>
+        </w:rPr>
+        <w:t>{</w:t>
+      </w:r>
+      <w:r>
+        <w:rPr>
+          <w:rFonts w:ascii="Courier New" w:eastAsia="Times New Roman" w:hAnsi="Courier New" w:cs="Courier New"/>
+          <w:color w:val="BCBEC4"/>
+          <w:sz w:val="20"/>
+          <w:szCs w:val="20"/>
+          <w:lang w:eastAsia="ru-RU"/>
+        </w:rPr>
+        <w:t>D_theory</w:t>
+      </w:r>
+      <w:r>
+        <w:rPr>
+          <w:rFonts w:ascii="Courier New" w:eastAsia="Times New Roman" w:hAnsi="Courier New" w:cs="Courier New"/>
+          <w:color w:val="CF8E6D"/>
+          <w:sz w:val="20"/>
+          <w:szCs w:val="20"/>
+          <w:lang w:eastAsia="ru-RU"/>
+        </w:rPr>
+        <w:t>:</w:t>
+      </w:r>
+      <w:r>
+        <w:rPr>
+          <w:rFonts w:ascii="Courier New" w:eastAsia="Times New Roman" w:hAnsi="Courier New" w:cs="Courier New"/>
+          <w:color w:val="6AAB73"/>
+          <w:sz w:val="20"/>
+          <w:szCs w:val="20"/>
+          <w:lang w:eastAsia="ru-RU"/>
+        </w:rPr>
+        <w:t>.6f</w:t>
+      </w:r>
+      <w:r>
+        <w:rPr>
+          <w:rFonts w:ascii="Courier New" w:eastAsia="Times New Roman" w:hAnsi="Courier New" w:cs="Courier New"/>
+          <w:color w:val="CF8E6D"/>
+          <w:sz w:val="20"/>
+          <w:szCs w:val="20"/>
+          <w:lang w:eastAsia="ru-RU"/>
+        </w:rPr>
+        <w:t>}</w:t>
+      </w:r>
+      <w:r>
+        <w:rPr>
+          <w:rFonts w:ascii="Courier New" w:eastAsia="Times New Roman" w:hAnsi="Courier New" w:cs="Courier New"/>
+          <w:color w:val="6AAB73"/>
+          <w:sz w:val="20"/>
+          <w:szCs w:val="20"/>
+          <w:lang w:eastAsia="ru-RU"/>
+        </w:rPr>
+        <w:t>"</w:t>
+      </w:r>
+      <w:r>
+        <w:rPr>
+          <w:rFonts w:ascii="Courier New" w:eastAsia="Times New Roman" w:hAnsi="Courier New" w:cs="Courier New"/>
+          <w:color w:val="BCBEC4"/>
+          <w:sz w:val="20"/>
+          <w:szCs w:val="20"/>
+          <w:lang w:eastAsia="ru-RU"/>
+        </w:rPr>
+        <w:t>)</w:t>
+      </w:r>
+      <w:r>
+        <w:rPr>
+          <w:rFonts w:ascii="Courier New" w:eastAsia="Times New Roman" w:hAnsi="Courier New" w:cs="Courier New"/>
+          <w:color w:val="BCBEC4"/>
+          <w:sz w:val="20"/>
+          <w:szCs w:val="20"/>
+          <w:lang w:eastAsia="ru-RU"/>
+        </w:rPr>
+        <w:br/>
+      </w:r>
+      <w:r>
+        <w:rPr>
+          <w:rFonts w:ascii="Courier New" w:eastAsia="Times New Roman" w:hAnsi="Courier New" w:cs="Courier New"/>
+          <w:color w:val="BCBEC4"/>
+          <w:sz w:val="20"/>
+          <w:szCs w:val="20"/>
+          <w:lang w:eastAsia="ru-RU"/>
+        </w:rPr>
+        <w:br/>
+      </w:r>
+      <w:r>
+        <w:rPr>
+          <w:rFonts w:ascii="Courier New" w:eastAsia="Times New Roman" w:hAnsi="Courier New" w:cs="Courier New"/>
+          <w:color w:val="7A7E85"/>
+          <w:sz w:val="20"/>
+          <w:szCs w:val="20"/>
+          <w:lang w:eastAsia="ru-RU"/>
+        </w:rPr>
+        <w:t># Гистограмма</w:t>
+      </w:r>
+      <w:r>
+        <w:rPr>
+          <w:rFonts w:ascii="Courier New" w:eastAsia="Times New Roman" w:hAnsi="Courier New" w:cs="Courier New"/>
+          <w:color w:val="7A7E85"/>
+          <w:sz w:val="20"/>
+          <w:szCs w:val="20"/>
+          <w:lang w:eastAsia="ru-RU"/>
+        </w:rPr>
+        <w:br/>
+      </w:r>
+      <w:r>
+        <w:rPr>
+          <w:rFonts w:ascii="Courier New" w:eastAsia="Times New Roman" w:hAnsi="Courier New" w:cs="Courier New"/>
+          <w:color w:val="BCBEC4"/>
+          <w:sz w:val="20"/>
+          <w:szCs w:val="20"/>
+          <w:lang w:eastAsia="ru-RU"/>
+        </w:rPr>
+        <w:t xml:space="preserve">K = </w:t>
+      </w:r>
+      <w:r>
+        <w:rPr>
+          <w:rFonts w:ascii="Courier New" w:eastAsia="Times New Roman" w:hAnsi="Courier New" w:cs="Courier New"/>
+          <w:color w:val="2AACB8"/>
+          <w:sz w:val="20"/>
+          <w:szCs w:val="20"/>
+          <w:lang w:eastAsia="ru-RU"/>
+        </w:rPr>
+        <w:t>10</w:t>
+      </w:r>
+      <w:r>
+        <w:rPr>
+          <w:rFonts w:ascii="Courier New" w:eastAsia="Times New Roman" w:hAnsi="Courier New" w:cs="Courier New"/>
+          <w:color w:val="2AACB8"/>
+          <w:sz w:val="20"/>
+          <w:szCs w:val="20"/>
+          <w:lang w:eastAsia="ru-RU"/>
+        </w:rPr>
+        <w:br/>
+      </w:r>
+      <w:r>
+        <w:rPr>
+          <w:rFonts w:ascii="Courier New" w:eastAsia="Times New Roman" w:hAnsi="Courier New" w:cs="Courier New"/>
+          <w:color w:val="BCBEC4"/>
+          <w:sz w:val="20"/>
+          <w:szCs w:val="20"/>
+          <w:lang w:eastAsia="ru-RU"/>
+        </w:rPr>
+        <w:t xml:space="preserve">weights = np.ones_like(z) / </w:t>
+      </w:r>
+      <w:r>
+        <w:rPr>
+          <w:rFonts w:ascii="Courier New" w:eastAsia="Times New Roman" w:hAnsi="Courier New" w:cs="Courier New"/>
+          <w:color w:val="8888C6"/>
+          <w:sz w:val="20"/>
+          <w:szCs w:val="20"/>
+          <w:lang w:eastAsia="ru-RU"/>
+        </w:rPr>
+        <w:t>len</w:t>
+      </w:r>
+      <w:r>
+        <w:rPr>
+          <w:rFonts w:ascii="Courier New" w:eastAsia="Times New Roman" w:hAnsi="Courier New" w:cs="Courier New"/>
+          <w:color w:val="BCBEC4"/>
+          <w:sz w:val="20"/>
+          <w:szCs w:val="20"/>
+          <w:lang w:eastAsia="ru-RU"/>
+        </w:rPr>
+        <w:t>(z) *</w:t>
+      </w:r>
+      <w:r>
+        <w:rPr>
+          <w:rFonts w:ascii="Courier New" w:eastAsia="Times New Roman" w:hAnsi="Courier New" w:cs="Courier New"/>
+          <w:color w:val="2AACB8"/>
+          <w:sz w:val="20"/>
+          <w:szCs w:val="20"/>
+          <w:lang w:eastAsia="ru-RU"/>
+        </w:rPr>
+        <w:t xml:space="preserve">10  </w:t>
+      </w:r>
+      <w:r>
+        <w:rPr>
+          <w:rFonts w:ascii="Courier New" w:eastAsia="Times New Roman" w:hAnsi="Courier New" w:cs="Courier New"/>
+          <w:color w:val="7A7E85"/>
+          <w:sz w:val="20"/>
+          <w:szCs w:val="20"/>
+          <w:lang w:eastAsia="ru-RU"/>
+        </w:rPr>
+        <w:t># Каждое число "весит" 1/N</w:t>
+      </w:r>
+      <w:r>
+        <w:rPr>
+          <w:rFonts w:ascii="Courier New" w:eastAsia="Times New Roman" w:hAnsi="Courier New" w:cs="Courier New"/>
+          <w:color w:val="7A7E85"/>
+          <w:sz w:val="20"/>
+          <w:szCs w:val="20"/>
+          <w:lang w:eastAsia="ru-RU"/>
+        </w:rPr>
+        <w:br/>
+      </w:r>
+      <w:r>
+        <w:rPr>
+          <w:rFonts w:ascii="Courier New" w:eastAsia="Times New Roman" w:hAnsi="Courier New" w:cs="Courier New"/>
+          <w:color w:val="7A7E85"/>
+          <w:sz w:val="20"/>
+          <w:szCs w:val="20"/>
+          <w:lang w:eastAsia="ru-RU"/>
+        </w:rPr>
+        <w:br/>
+      </w:r>
+      <w:r>
+        <w:rPr>
+          <w:rFonts w:ascii="Courier New" w:eastAsia="Times New Roman" w:hAnsi="Courier New" w:cs="Courier New"/>
+          <w:color w:val="BCBEC4"/>
+          <w:sz w:val="20"/>
+          <w:szCs w:val="20"/>
+          <w:lang w:eastAsia="ru-RU"/>
+        </w:rPr>
+        <w:t>plt.figure(</w:t>
+      </w:r>
+      <w:r>
+        <w:rPr>
+          <w:rFonts w:ascii="Courier New" w:eastAsia="Times New Roman" w:hAnsi="Courier New" w:cs="Courier New"/>
+          <w:color w:val="AA4926"/>
+          <w:sz w:val="20"/>
+          <w:szCs w:val="20"/>
+          <w:lang w:eastAsia="ru-RU"/>
+        </w:rPr>
+        <w:t>figsize</w:t>
+      </w:r>
+      <w:r>
+        <w:rPr>
+          <w:rFonts w:ascii="Courier New" w:eastAsia="Times New Roman" w:hAnsi="Courier New" w:cs="Courier New"/>
+          <w:color w:val="BCBEC4"/>
+          <w:sz w:val="20"/>
+          <w:szCs w:val="20"/>
+          <w:lang w:eastAsia="ru-RU"/>
+        </w:rPr>
+        <w:t>=(</w:t>
+      </w:r>
+      <w:r>
+        <w:rPr>
+          <w:rFonts w:ascii="Courier New" w:eastAsia="Times New Roman" w:hAnsi="Courier New" w:cs="Courier New"/>
+          <w:color w:val="2AACB8"/>
+          <w:sz w:val="20"/>
+          <w:szCs w:val="20"/>
+          <w:lang w:eastAsia="ru-RU"/>
+        </w:rPr>
+        <w:t>8</w:t>
+      </w:r>
+      <w:r>
+        <w:rPr>
+          <w:rFonts w:ascii="Courier New" w:eastAsia="Times New Roman" w:hAnsi="Courier New" w:cs="Courier New"/>
+          <w:color w:val="BCBEC4"/>
+          <w:sz w:val="20"/>
+          <w:szCs w:val="20"/>
+          <w:lang w:eastAsia="ru-RU"/>
+        </w:rPr>
+        <w:t xml:space="preserve">, </w:t>
+      </w:r>
+      <w:r>
+        <w:rPr>
+          <w:rFonts w:ascii="Courier New" w:eastAsia="Times New Roman" w:hAnsi="Courier New" w:cs="Courier New"/>
+          <w:color w:val="2AACB8"/>
+          <w:sz w:val="20"/>
+          <w:szCs w:val="20"/>
+          <w:lang w:eastAsia="ru-RU"/>
+        </w:rPr>
+        <w:t>5</w:t>
+      </w:r>
+      <w:r>
+        <w:rPr>
+          <w:rFonts w:ascii="Courier New" w:eastAsia="Times New Roman" w:hAnsi="Courier New" w:cs="Courier New"/>
+          <w:color w:val="BCBEC4"/>
+          <w:sz w:val="20"/>
+          <w:szCs w:val="20"/>
+          <w:lang w:eastAsia="ru-RU"/>
+        </w:rPr>
+        <w:t>))</w:t>
+      </w:r>
+      <w:r>
+        <w:rPr>
+          <w:rFonts w:ascii="Courier New" w:eastAsia="Times New Roman" w:hAnsi="Courier New" w:cs="Courier New"/>
+          <w:color w:val="BCBEC4"/>
+          <w:sz w:val="20"/>
+          <w:szCs w:val="20"/>
+          <w:lang w:eastAsia="ru-RU"/>
+        </w:rPr>
+        <w:br/>
+        <w:t xml:space="preserve">plt.hist(z, </w:t>
+      </w:r>
+      <w:r>
+        <w:rPr>
+          <w:rFonts w:ascii="Courier New" w:eastAsia="Times New Roman" w:hAnsi="Courier New" w:cs="Courier New"/>
+          <w:color w:val="AA4926"/>
+          <w:sz w:val="20"/>
+          <w:szCs w:val="20"/>
+          <w:lang w:eastAsia="ru-RU"/>
+        </w:rPr>
+        <w:t>bins</w:t>
+      </w:r>
+      <w:r>
+        <w:rPr>
+          <w:rFonts w:ascii="Courier New" w:eastAsia="Times New Roman" w:hAnsi="Courier New" w:cs="Courier New"/>
+          <w:color w:val="BCBEC4"/>
+          <w:sz w:val="20"/>
+          <w:szCs w:val="20"/>
+          <w:lang w:eastAsia="ru-RU"/>
+        </w:rPr>
+        <w:t xml:space="preserve">=K, </w:t>
+      </w:r>
+      <w:r>
+        <w:rPr>
+          <w:rFonts w:ascii="Courier New" w:eastAsia="Times New Roman" w:hAnsi="Courier New" w:cs="Courier New"/>
+          <w:color w:val="AA4926"/>
+          <w:sz w:val="20"/>
+          <w:szCs w:val="20"/>
+          <w:lang w:eastAsia="ru-RU"/>
+        </w:rPr>
+        <w:t>weights</w:t>
+      </w:r>
+      <w:r>
+        <w:rPr>
+          <w:rFonts w:ascii="Courier New" w:eastAsia="Times New Roman" w:hAnsi="Courier New" w:cs="Courier New"/>
+          <w:color w:val="BCBEC4"/>
+          <w:sz w:val="20"/>
+          <w:szCs w:val="20"/>
+          <w:lang w:eastAsia="ru-RU"/>
+        </w:rPr>
+        <w:t xml:space="preserve">=weights, </w:t>
+      </w:r>
+      <w:r>
+        <w:rPr>
+          <w:rFonts w:ascii="Courier New" w:eastAsia="Times New Roman" w:hAnsi="Courier New" w:cs="Courier New"/>
+          <w:color w:val="AA4926"/>
+          <w:sz w:val="20"/>
+          <w:szCs w:val="20"/>
+          <w:lang w:eastAsia="ru-RU"/>
+        </w:rPr>
+        <w:t>edgecolor</w:t>
+      </w:r>
+      <w:r>
+        <w:rPr>
+          <w:rFonts w:ascii="Courier New" w:eastAsia="Times New Roman" w:hAnsi="Courier New" w:cs="Courier New"/>
+          <w:color w:val="BCBEC4"/>
+          <w:sz w:val="20"/>
+          <w:szCs w:val="20"/>
+          <w:lang w:eastAsia="ru-RU"/>
+        </w:rPr>
+        <w:t>=</w:t>
+      </w:r>
+      <w:r>
+        <w:rPr>
+          <w:rFonts w:ascii="Courier New" w:eastAsia="Times New Roman" w:hAnsi="Courier New" w:cs="Courier New"/>
+          <w:color w:val="6AAB73"/>
+          <w:sz w:val="20"/>
+          <w:szCs w:val="20"/>
+          <w:lang w:eastAsia="ru-RU"/>
+        </w:rPr>
+        <w:t>'black'</w:t>
+      </w:r>
+      <w:r>
+        <w:rPr>
+          <w:rFonts w:ascii="Courier New" w:eastAsia="Times New Roman" w:hAnsi="Courier New" w:cs="Courier New"/>
+          <w:color w:val="BCBEC4"/>
+          <w:sz w:val="20"/>
+          <w:szCs w:val="20"/>
+          <w:lang w:eastAsia="ru-RU"/>
+        </w:rPr>
+        <w:t xml:space="preserve">, </w:t>
+      </w:r>
+      <w:r>
+        <w:rPr>
+          <w:rFonts w:ascii="Courier New" w:eastAsia="Times New Roman" w:hAnsi="Courier New" w:cs="Courier New"/>
+          <w:color w:val="AA4926"/>
+          <w:sz w:val="20"/>
+          <w:szCs w:val="20"/>
+          <w:lang w:eastAsia="ru-RU"/>
+        </w:rPr>
+        <w:t>alpha</w:t>
+      </w:r>
+      <w:r>
+        <w:rPr>
+          <w:rFonts w:ascii="Courier New" w:eastAsia="Times New Roman" w:hAnsi="Courier New" w:cs="Courier New"/>
+          <w:color w:val="BCBEC4"/>
+          <w:sz w:val="20"/>
+          <w:szCs w:val="20"/>
+          <w:lang w:eastAsia="ru-RU"/>
+        </w:rPr>
+        <w:t>=</w:t>
+      </w:r>
+      <w:r>
+        <w:rPr>
+          <w:rFonts w:ascii="Courier New" w:eastAsia="Times New Roman" w:hAnsi="Courier New" w:cs="Courier New"/>
+          <w:color w:val="2AACB8"/>
+          <w:sz w:val="20"/>
+          <w:szCs w:val="20"/>
+          <w:lang w:eastAsia="ru-RU"/>
+        </w:rPr>
+        <w:t>0.7</w:t>
+      </w:r>
+      <w:r>
+        <w:rPr>
+          <w:rFonts w:ascii="Courier New" w:eastAsia="Times New Roman" w:hAnsi="Courier New" w:cs="Courier New"/>
+          <w:color w:val="BCBEC4"/>
+          <w:sz w:val="20"/>
+          <w:szCs w:val="20"/>
+          <w:lang w:eastAsia="ru-RU"/>
+        </w:rPr>
+        <w:t xml:space="preserve">, </w:t>
+      </w:r>
+      <w:r>
+        <w:rPr>
+          <w:rFonts w:ascii="Courier New" w:eastAsia="Times New Roman" w:hAnsi="Courier New" w:cs="Courier New"/>
+          <w:color w:val="AA4926"/>
+          <w:sz w:val="20"/>
+          <w:szCs w:val="20"/>
+          <w:lang w:eastAsia="ru-RU"/>
+        </w:rPr>
+        <w:t>range</w:t>
+      </w:r>
+      <w:r>
+        <w:rPr>
+          <w:rFonts w:ascii="Courier New" w:eastAsia="Times New Roman" w:hAnsi="Courier New" w:cs="Courier New"/>
+          <w:color w:val="BCBEC4"/>
+          <w:sz w:val="20"/>
+          <w:szCs w:val="20"/>
+          <w:lang w:eastAsia="ru-RU"/>
+        </w:rPr>
+        <w:t>=(</w:t>
+      </w:r>
+      <w:r>
+        <w:rPr>
+          <w:rFonts w:ascii="Courier New" w:eastAsia="Times New Roman" w:hAnsi="Courier New" w:cs="Courier New"/>
+          <w:color w:val="2AACB8"/>
+          <w:sz w:val="20"/>
+          <w:szCs w:val="20"/>
+          <w:lang w:eastAsia="ru-RU"/>
+        </w:rPr>
+        <w:t>0</w:t>
+      </w:r>
+      <w:r>
+        <w:rPr>
+          <w:rFonts w:ascii="Courier New" w:eastAsia="Times New Roman" w:hAnsi="Courier New" w:cs="Courier New"/>
+          <w:color w:val="BCBEC4"/>
+          <w:sz w:val="20"/>
+          <w:szCs w:val="20"/>
+          <w:lang w:eastAsia="ru-RU"/>
+        </w:rPr>
+        <w:t xml:space="preserve">, </w:t>
+      </w:r>
+      <w:r>
+        <w:rPr>
+          <w:rFonts w:ascii="Courier New" w:eastAsia="Times New Roman" w:hAnsi="Courier New" w:cs="Courier New"/>
+          <w:color w:val="2AACB8"/>
+          <w:sz w:val="20"/>
+          <w:szCs w:val="20"/>
+          <w:lang w:eastAsia="ru-RU"/>
+        </w:rPr>
+        <w:t>1</w:t>
+      </w:r>
+      <w:r>
+        <w:rPr>
+          <w:rFonts w:ascii="Courier New" w:eastAsia="Times New Roman" w:hAnsi="Courier New" w:cs="Courier New"/>
+          <w:color w:val="BCBEC4"/>
+          <w:sz w:val="20"/>
+          <w:szCs w:val="20"/>
+          <w:lang w:eastAsia="ru-RU"/>
+        </w:rPr>
+        <w:t>))</w:t>
+      </w:r>
+      <w:r>
+        <w:rPr>
+          <w:rFonts w:ascii="Courier New" w:eastAsia="Times New Roman" w:hAnsi="Courier New" w:cs="Courier New"/>
+          <w:color w:val="BCBEC4"/>
+          <w:sz w:val="20"/>
+          <w:szCs w:val="20"/>
+          <w:lang w:eastAsia="ru-RU"/>
+        </w:rPr>
+        <w:br/>
+        <w:t>plt.title(</w:t>
+      </w:r>
+      <w:r>
+        <w:rPr>
+          <w:rFonts w:ascii="Courier New" w:eastAsia="Times New Roman" w:hAnsi="Courier New" w:cs="Courier New"/>
+          <w:color w:val="6AAB73"/>
+          <w:sz w:val="20"/>
+          <w:szCs w:val="20"/>
+          <w:lang w:eastAsia="ru-RU"/>
+        </w:rPr>
+        <w:t>"Гистограмма распределения БСВ"</w:t>
+      </w:r>
+      <w:r>
+        <w:rPr>
+          <w:rFonts w:ascii="Courier New" w:eastAsia="Times New Roman" w:hAnsi="Courier New" w:cs="Courier New"/>
+          <w:color w:val="BCBEC4"/>
+          <w:sz w:val="20"/>
+          <w:szCs w:val="20"/>
+          <w:lang w:eastAsia="ru-RU"/>
+        </w:rPr>
+        <w:t>)</w:t>
+      </w:r>
+      <w:r>
+        <w:rPr>
+          <w:rFonts w:ascii="Courier New" w:eastAsia="Times New Roman" w:hAnsi="Courier New" w:cs="Courier New"/>
+          <w:color w:val="BCBEC4"/>
+          <w:sz w:val="20"/>
+          <w:szCs w:val="20"/>
+          <w:lang w:eastAsia="ru-RU"/>
+        </w:rPr>
+        <w:br/>
+        <w:t>plt.xlabel(</w:t>
+      </w:r>
+      <w:r>
+        <w:rPr>
+          <w:rFonts w:ascii="Courier New" w:eastAsia="Times New Roman" w:hAnsi="Courier New" w:cs="Courier New"/>
+          <w:color w:val="6AAB73"/>
+          <w:sz w:val="20"/>
+          <w:szCs w:val="20"/>
+          <w:lang w:eastAsia="ru-RU"/>
+        </w:rPr>
+        <w:t>"Интервал"</w:t>
+      </w:r>
+      <w:r>
+        <w:rPr>
+          <w:rFonts w:ascii="Courier New" w:eastAsia="Times New Roman" w:hAnsi="Courier New" w:cs="Courier New"/>
+          <w:color w:val="BCBEC4"/>
+          <w:sz w:val="20"/>
+          <w:szCs w:val="20"/>
+          <w:lang w:eastAsia="ru-RU"/>
+        </w:rPr>
+        <w:t>)</w:t>
+      </w:r>
+      <w:r>
+        <w:rPr>
+          <w:rFonts w:ascii="Courier New" w:eastAsia="Times New Roman" w:hAnsi="Courier New" w:cs="Courier New"/>
+          <w:color w:val="BCBEC4"/>
+          <w:sz w:val="20"/>
+          <w:szCs w:val="20"/>
+          <w:lang w:eastAsia="ru-RU"/>
+        </w:rPr>
+        <w:br/>
+        <w:t>plt.ylabel(</w:t>
+      </w:r>
+      <w:r>
+        <w:rPr>
+          <w:rFonts w:ascii="Courier New" w:eastAsia="Times New Roman" w:hAnsi="Courier New" w:cs="Courier New"/>
+          <w:color w:val="6AAB73"/>
+          <w:sz w:val="20"/>
+          <w:szCs w:val="20"/>
+          <w:lang w:eastAsia="ru-RU"/>
+        </w:rPr>
+        <w:t>"Частота"</w:t>
+      </w:r>
+      <w:r>
+        <w:rPr>
+          <w:rFonts w:ascii="Courier New" w:eastAsia="Times New Roman" w:hAnsi="Courier New" w:cs="Courier New"/>
+          <w:color w:val="BCBEC4"/>
+          <w:sz w:val="20"/>
+          <w:szCs w:val="20"/>
+          <w:lang w:eastAsia="ru-RU"/>
+        </w:rPr>
+        <w:t>)</w:t>
+      </w:r>
+      <w:r>
+        <w:rPr>
+          <w:rFonts w:ascii="Courier New" w:eastAsia="Times New Roman" w:hAnsi="Courier New" w:cs="Courier New"/>
+          <w:color w:val="BCBEC4"/>
+          <w:sz w:val="20"/>
+          <w:szCs w:val="20"/>
+          <w:lang w:eastAsia="ru-RU"/>
+        </w:rPr>
+        <w:br/>
+        <w:t>plt.legend()</w:t>
+      </w:r>
+      <w:r>
+        <w:rPr>
+          <w:rFonts w:ascii="Courier New" w:eastAsia="Times New Roman" w:hAnsi="Courier New" w:cs="Courier New"/>
+          <w:color w:val="BCBEC4"/>
+          <w:sz w:val="20"/>
+          <w:szCs w:val="20"/>
+          <w:lang w:eastAsia="ru-RU"/>
+        </w:rPr>
+        <w:br/>
+        <w:t>plt.grid(</w:t>
+      </w:r>
+      <w:r>
+        <w:rPr>
+          <w:rFonts w:ascii="Courier New" w:eastAsia="Times New Roman" w:hAnsi="Courier New" w:cs="Courier New"/>
+          <w:color w:val="CF8E6D"/>
+          <w:sz w:val="20"/>
+          <w:szCs w:val="20"/>
+          <w:lang w:eastAsia="ru-RU"/>
+        </w:rPr>
+        <w:t>True</w:t>
+      </w:r>
+      <w:r>
+        <w:rPr>
+          <w:rFonts w:ascii="Courier New" w:eastAsia="Times New Roman" w:hAnsi="Courier New" w:cs="Courier New"/>
+          <w:color w:val="BCBEC4"/>
+          <w:sz w:val="20"/>
+          <w:szCs w:val="20"/>
+          <w:lang w:eastAsia="ru-RU"/>
+        </w:rPr>
+        <w:t xml:space="preserve">, </w:t>
+      </w:r>
+      <w:r>
+        <w:rPr>
+          <w:rFonts w:ascii="Courier New" w:eastAsia="Times New Roman" w:hAnsi="Courier New" w:cs="Courier New"/>
+          <w:color w:val="AA4926"/>
+          <w:sz w:val="20"/>
+          <w:szCs w:val="20"/>
+          <w:lang w:eastAsia="ru-RU"/>
+        </w:rPr>
+        <w:t>alpha</w:t>
+      </w:r>
+      <w:r>
+        <w:rPr>
+          <w:rFonts w:ascii="Courier New" w:eastAsia="Times New Roman" w:hAnsi="Courier New" w:cs="Courier New"/>
+          <w:color w:val="BCBEC4"/>
+          <w:sz w:val="20"/>
+          <w:szCs w:val="20"/>
+          <w:lang w:eastAsia="ru-RU"/>
+        </w:rPr>
+        <w:t>=</w:t>
+      </w:r>
+      <w:r>
+        <w:rPr>
+          <w:rFonts w:ascii="Courier New" w:eastAsia="Times New Roman" w:hAnsi="Courier New" w:cs="Courier New"/>
+          <w:color w:val="2AACB8"/>
+          <w:sz w:val="20"/>
+          <w:szCs w:val="20"/>
+          <w:lang w:eastAsia="ru-RU"/>
+        </w:rPr>
+        <w:t>0.3</w:t>
+      </w:r>
+      <w:r>
+        <w:rPr>
+          <w:rFonts w:ascii="Courier New" w:eastAsia="Times New Roman" w:hAnsi="Courier New" w:cs="Courier New"/>
+          <w:color w:val="BCBEC4"/>
+          <w:sz w:val="20"/>
+          <w:szCs w:val="20"/>
+          <w:lang w:eastAsia="ru-RU"/>
+        </w:rPr>
+        <w:t>)</w:t>
+      </w:r>
+      <w:r>
+        <w:rPr>
+          <w:rFonts w:ascii="Courier New" w:eastAsia="Times New Roman" w:hAnsi="Courier New" w:cs="Courier New"/>
+          <w:color w:val="BCBEC4"/>
+          <w:sz w:val="20"/>
+          <w:szCs w:val="20"/>
+          <w:lang w:eastAsia="ru-RU"/>
+        </w:rPr>
+        <w:br/>
+        <w:t>plt.savefig(</w:t>
+      </w:r>
+      <w:r>
+        <w:rPr>
+          <w:rFonts w:ascii="Courier New" w:eastAsia="Times New Roman" w:hAnsi="Courier New" w:cs="Courier New"/>
+          <w:color w:val="6AAB73"/>
+          <w:sz w:val="20"/>
+          <w:szCs w:val="20"/>
+          <w:lang w:eastAsia="ru-RU"/>
+        </w:rPr>
+        <w:t>"histogram.png"</w:t>
+      </w:r>
+      <w:r>
+        <w:rPr>
+          <w:rFonts w:ascii="Courier New" w:eastAsia="Times New Roman" w:hAnsi="Courier New" w:cs="Courier New"/>
+          <w:color w:val="BCBEC4"/>
+          <w:sz w:val="20"/>
+          <w:szCs w:val="20"/>
+          <w:lang w:eastAsia="ru-RU"/>
+        </w:rPr>
+        <w:t xml:space="preserve">, </w:t>
+      </w:r>
+      <w:r>
+        <w:rPr>
+          <w:rFonts w:ascii="Courier New" w:eastAsia="Times New Roman" w:hAnsi="Courier New" w:cs="Courier New"/>
+          <w:color w:val="AA4926"/>
+          <w:sz w:val="20"/>
+          <w:szCs w:val="20"/>
+          <w:lang w:eastAsia="ru-RU"/>
+        </w:rPr>
+        <w:t>dpi</w:t>
+      </w:r>
+      <w:r>
+        <w:rPr>
+          <w:rFonts w:ascii="Courier New" w:eastAsia="Times New Roman" w:hAnsi="Courier New" w:cs="Courier New"/>
+          <w:color w:val="BCBEC4"/>
+          <w:sz w:val="20"/>
+          <w:szCs w:val="20"/>
+          <w:lang w:eastAsia="ru-RU"/>
+        </w:rPr>
+        <w:t>=</w:t>
+      </w:r>
+      <w:r>
+        <w:rPr>
+          <w:rFonts w:ascii="Courier New" w:eastAsia="Times New Roman" w:hAnsi="Courier New" w:cs="Courier New"/>
+          <w:color w:val="2AACB8"/>
+          <w:sz w:val="20"/>
+          <w:szCs w:val="20"/>
+          <w:lang w:eastAsia="ru-RU"/>
+        </w:rPr>
+        <w:t>300</w:t>
+      </w:r>
+      <w:r>
+        <w:rPr>
+          <w:rFonts w:ascii="Courier New" w:eastAsia="Times New Roman" w:hAnsi="Courier New" w:cs="Courier New"/>
+          <w:color w:val="BCBEC4"/>
+          <w:sz w:val="20"/>
+          <w:szCs w:val="20"/>
+          <w:lang w:eastAsia="ru-RU"/>
+        </w:rPr>
+        <w:t xml:space="preserve">, </w:t>
+      </w:r>
+      <w:r>
+        <w:rPr>
+          <w:rFonts w:ascii="Courier New" w:eastAsia="Times New Roman" w:hAnsi="Courier New" w:cs="Courier New"/>
+          <w:color w:val="AA4926"/>
+          <w:sz w:val="20"/>
+          <w:szCs w:val="20"/>
+          <w:lang w:eastAsia="ru-RU"/>
+        </w:rPr>
+        <w:t>bbox_inches</w:t>
+      </w:r>
+      <w:r>
+        <w:rPr>
+          <w:rFonts w:ascii="Courier New" w:eastAsia="Times New Roman" w:hAnsi="Courier New" w:cs="Courier New"/>
+          <w:color w:val="BCBEC4"/>
+          <w:sz w:val="20"/>
+          <w:szCs w:val="20"/>
+          <w:lang w:eastAsia="ru-RU"/>
+        </w:rPr>
+        <w:t>=</w:t>
+      </w:r>
+      <w:r>
+        <w:rPr>
+          <w:rFonts w:ascii="Courier New" w:eastAsia="Times New Roman" w:hAnsi="Courier New" w:cs="Courier New"/>
+          <w:color w:val="6AAB73"/>
+          <w:sz w:val="20"/>
+          <w:szCs w:val="20"/>
+          <w:lang w:eastAsia="ru-RU"/>
+        </w:rPr>
+        <w:t>'tight'</w:t>
+      </w:r>
+      <w:r>
+        <w:rPr>
+          <w:rFonts w:ascii="Courier New" w:eastAsia="Times New Roman" w:hAnsi="Courier New" w:cs="Courier New"/>
+          <w:color w:val="BCBEC4"/>
+          <w:sz w:val="20"/>
+          <w:szCs w:val="20"/>
+          <w:lang w:eastAsia="ru-RU"/>
+        </w:rPr>
+        <w:t>)</w:t>
+      </w:r>
+      <w:r>
+        <w:rPr>
+          <w:rFonts w:ascii="Courier New" w:eastAsia="Times New Roman" w:hAnsi="Courier New" w:cs="Courier New"/>
+          <w:color w:val="BCBEC4"/>
+          <w:sz w:val="20"/>
+          <w:szCs w:val="20"/>
+          <w:lang w:eastAsia="ru-RU"/>
+        </w:rPr>
+        <w:br/>
+        <w:t>plt.show()</w:t>
+      </w:r>
+      <w:r>
+        <w:rPr>
+          <w:rFonts w:ascii="Courier New" w:eastAsia="Times New Roman" w:hAnsi="Courier New" w:cs="Courier New"/>
+          <w:color w:val="BCBEC4"/>
+          <w:sz w:val="20"/>
+          <w:szCs w:val="20"/>
+          <w:lang w:eastAsia="ru-RU"/>
+        </w:rPr>
+        <w:br/>
+      </w:r>
+      <w:r>
+        <w:rPr>
+          <w:rFonts w:ascii="Courier New" w:eastAsia="Times New Roman" w:hAnsi="Courier New" w:cs="Courier New"/>
+          <w:color w:val="BCBEC4"/>
+          <w:sz w:val="20"/>
+          <w:szCs w:val="20"/>
+          <w:lang w:eastAsia="ru-RU"/>
+        </w:rPr>
+        <w:br/>
+      </w:r>
+      <w:r>
+        <w:rPr>
+          <w:rFonts w:ascii="Courier New" w:eastAsia="Times New Roman" w:hAnsi="Courier New" w:cs="Courier New"/>
+          <w:color w:val="7A7E85"/>
+          <w:sz w:val="20"/>
+          <w:szCs w:val="20"/>
+          <w:lang w:eastAsia="ru-RU"/>
+        </w:rPr>
+        <w:t># Корреляция</w:t>
+      </w:r>
+      <w:r>
+        <w:rPr>
+          <w:rFonts w:ascii="Courier New" w:eastAsia="Times New Roman" w:hAnsi="Courier New" w:cs="Courier New"/>
+          <w:color w:val="7A7E85"/>
+          <w:sz w:val="20"/>
+          <w:szCs w:val="20"/>
+          <w:lang w:eastAsia="ru-RU"/>
+        </w:rPr>
+        <w:br/>
+      </w:r>
+      <w:r>
+        <w:rPr>
+          <w:rFonts w:ascii="Courier New" w:eastAsia="Times New Roman" w:hAnsi="Courier New" w:cs="Courier New"/>
+          <w:color w:val="CF8E6D"/>
+          <w:sz w:val="20"/>
+          <w:szCs w:val="20"/>
+          <w:lang w:eastAsia="ru-RU"/>
+        </w:rPr>
+        <w:t xml:space="preserve">def </w:t>
+      </w:r>
+      <w:r>
+        <w:rPr>
+          <w:rFonts w:ascii="Courier New" w:eastAsia="Times New Roman" w:hAnsi="Courier New" w:cs="Courier New"/>
+          <w:color w:val="56A8F5"/>
+          <w:sz w:val="20"/>
+          <w:szCs w:val="20"/>
+          <w:lang w:eastAsia="ru-RU"/>
+        </w:rPr>
+        <w:t>calc_R</w:t>
+      </w:r>
+      <w:r>
+        <w:rPr>
+          <w:rFonts w:ascii="Courier New" w:eastAsia="Times New Roman" w:hAnsi="Courier New" w:cs="Courier New"/>
+          <w:color w:val="BCBEC4"/>
+          <w:sz w:val="20"/>
+          <w:szCs w:val="20"/>
+          <w:lang w:eastAsia="ru-RU"/>
+        </w:rPr>
+        <w:t>(z, s):</w:t>
+      </w:r>
+      <w:r>
+        <w:rPr>
+          <w:rFonts w:ascii="Courier New" w:eastAsia="Times New Roman" w:hAnsi="Courier New" w:cs="Courier New"/>
+          <w:color w:val="BCBEC4"/>
+          <w:sz w:val="20"/>
+          <w:szCs w:val="20"/>
+          <w:lang w:eastAsia="ru-RU"/>
+        </w:rPr>
+        <w:br/>
+        <w:t xml:space="preserve">    T = </w:t>
+      </w:r>
+      <w:r>
+        <w:rPr>
+          <w:rFonts w:ascii="Courier New" w:eastAsia="Times New Roman" w:hAnsi="Courier New" w:cs="Courier New"/>
+          <w:color w:val="8888C6"/>
+          <w:sz w:val="20"/>
+          <w:szCs w:val="20"/>
+          <w:lang w:eastAsia="ru-RU"/>
+        </w:rPr>
+        <w:t>len</w:t>
+      </w:r>
+      <w:r>
+        <w:rPr>
+          <w:rFonts w:ascii="Courier New" w:eastAsia="Times New Roman" w:hAnsi="Courier New" w:cs="Courier New"/>
+          <w:color w:val="BCBEC4"/>
+          <w:sz w:val="20"/>
+          <w:szCs w:val="20"/>
+          <w:lang w:eastAsia="ru-RU"/>
+        </w:rPr>
+        <w:t>(z)</w:t>
+      </w:r>
+      <w:r>
+        <w:rPr>
+          <w:rFonts w:ascii="Courier New" w:eastAsia="Times New Roman" w:hAnsi="Courier New" w:cs="Courier New"/>
+          <w:color w:val="BCBEC4"/>
+          <w:sz w:val="20"/>
+          <w:szCs w:val="20"/>
+          <w:lang w:eastAsia="ru-RU"/>
+        </w:rPr>
+        <w:br/>
+        <w:t xml:space="preserve">    sum_prod = </w:t>
+      </w:r>
+      <w:r>
+        <w:rPr>
+          <w:rFonts w:ascii="Courier New" w:eastAsia="Times New Roman" w:hAnsi="Courier New" w:cs="Courier New"/>
+          <w:color w:val="8888C6"/>
+          <w:sz w:val="20"/>
+          <w:szCs w:val="20"/>
+          <w:lang w:eastAsia="ru-RU"/>
+        </w:rPr>
+        <w:t>sum</w:t>
+      </w:r>
+      <w:r>
+        <w:rPr>
+          <w:rFonts w:ascii="Courier New" w:eastAsia="Times New Roman" w:hAnsi="Courier New" w:cs="Courier New"/>
+          <w:color w:val="BCBEC4"/>
+          <w:sz w:val="20"/>
+          <w:szCs w:val="20"/>
+          <w:lang w:eastAsia="ru-RU"/>
+        </w:rPr>
+        <w:t xml:space="preserve">(z[i] * z[i+s] </w:t>
+      </w:r>
+      <w:r>
+        <w:rPr>
+          <w:rFonts w:ascii="Courier New" w:eastAsia="Times New Roman" w:hAnsi="Courier New" w:cs="Courier New"/>
+          <w:color w:val="CF8E6D"/>
+          <w:sz w:val="20"/>
+          <w:szCs w:val="20"/>
+          <w:lang w:eastAsia="ru-RU"/>
+        </w:rPr>
+        <w:t xml:space="preserve">for </w:t>
+      </w:r>
+      <w:r>
+        <w:rPr>
+          <w:rFonts w:ascii="Courier New" w:eastAsia="Times New Roman" w:hAnsi="Courier New" w:cs="Courier New"/>
+          <w:color w:val="BCBEC4"/>
+          <w:sz w:val="20"/>
+          <w:szCs w:val="20"/>
+          <w:lang w:eastAsia="ru-RU"/>
+        </w:rPr>
+        <w:t xml:space="preserve">i </w:t>
+      </w:r>
+      <w:r>
+        <w:rPr>
+          <w:rFonts w:ascii="Courier New" w:eastAsia="Times New Roman" w:hAnsi="Courier New" w:cs="Courier New"/>
+          <w:color w:val="CF8E6D"/>
+          <w:sz w:val="20"/>
+          <w:szCs w:val="20"/>
+          <w:lang w:eastAsia="ru-RU"/>
+        </w:rPr>
+        <w:t xml:space="preserve">in </w:t>
+      </w:r>
+      <w:r>
+        <w:rPr>
+          <w:rFonts w:ascii="Courier New" w:eastAsia="Times New Roman" w:hAnsi="Courier New" w:cs="Courier New"/>
+          <w:color w:val="8888C6"/>
+          <w:sz w:val="20"/>
+          <w:szCs w:val="20"/>
+          <w:lang w:eastAsia="ru-RU"/>
+        </w:rPr>
+        <w:t>range</w:t>
+      </w:r>
+      <w:r>
+        <w:rPr>
+          <w:rFonts w:ascii="Courier New" w:eastAsia="Times New Roman" w:hAnsi="Courier New" w:cs="Courier New"/>
+          <w:color w:val="BCBEC4"/>
+          <w:sz w:val="20"/>
+          <w:szCs w:val="20"/>
+          <w:lang w:eastAsia="ru-RU"/>
+        </w:rPr>
+        <w:t>(T - s))</w:t>
+      </w:r>
+      <w:r>
+        <w:rPr>
+          <w:rFonts w:ascii="Courier New" w:eastAsia="Times New Roman" w:hAnsi="Courier New" w:cs="Courier New"/>
+          <w:color w:val="BCBEC4"/>
+          <w:sz w:val="20"/>
+          <w:szCs w:val="20"/>
+          <w:lang w:eastAsia="ru-RU"/>
+        </w:rPr>
+        <w:br/>
+        <w:t xml:space="preserve">    </w:t>
+      </w:r>
+      <w:r>
+        <w:rPr>
+          <w:rFonts w:ascii="Courier New" w:eastAsia="Times New Roman" w:hAnsi="Courier New" w:cs="Courier New"/>
+          <w:color w:val="CF8E6D"/>
+          <w:sz w:val="20"/>
+          <w:szCs w:val="20"/>
+          <w:lang w:eastAsia="ru-RU"/>
+        </w:rPr>
+        <w:t xml:space="preserve">return </w:t>
+      </w:r>
+      <w:r>
+        <w:rPr>
+          <w:rFonts w:ascii="Courier New" w:eastAsia="Times New Roman" w:hAnsi="Courier New" w:cs="Courier New"/>
+          <w:color w:val="BCBEC4"/>
+          <w:sz w:val="20"/>
+          <w:szCs w:val="20"/>
+          <w:lang w:eastAsia="ru-RU"/>
+        </w:rPr>
+        <w:t>(</w:t>
+      </w:r>
+      <w:r>
+        <w:rPr>
+          <w:rFonts w:ascii="Courier New" w:eastAsia="Times New Roman" w:hAnsi="Courier New" w:cs="Courier New"/>
+          <w:color w:val="2AACB8"/>
+          <w:sz w:val="20"/>
+          <w:szCs w:val="20"/>
+          <w:lang w:eastAsia="ru-RU"/>
+        </w:rPr>
+        <w:t xml:space="preserve">12 </w:t>
+      </w:r>
+      <w:r>
+        <w:rPr>
+          <w:rFonts w:ascii="Courier New" w:eastAsia="Times New Roman" w:hAnsi="Courier New" w:cs="Courier New"/>
+          <w:color w:val="BCBEC4"/>
+          <w:sz w:val="20"/>
+          <w:szCs w:val="20"/>
+          <w:lang w:eastAsia="ru-RU"/>
+        </w:rPr>
+        <w:t xml:space="preserve">/ (T - s)) * sum_prod - </w:t>
+      </w:r>
+      <w:r>
+        <w:rPr>
+          <w:rFonts w:ascii="Courier New" w:eastAsia="Times New Roman" w:hAnsi="Courier New" w:cs="Courier New"/>
+          <w:color w:val="2AACB8"/>
+          <w:sz w:val="20"/>
+          <w:szCs w:val="20"/>
+          <w:lang w:eastAsia="ru-RU"/>
+        </w:rPr>
+        <w:t>3</w:t>
+      </w:r>
+      <w:r>
+        <w:rPr>
+          <w:rFonts w:ascii="Courier New" w:eastAsia="Times New Roman" w:hAnsi="Courier New" w:cs="Courier New"/>
+          <w:color w:val="2AACB8"/>
+          <w:sz w:val="20"/>
+          <w:szCs w:val="20"/>
+          <w:lang w:eastAsia="ru-RU"/>
+        </w:rPr>
+        <w:br/>
+      </w:r>
+      <w:r>
+        <w:rPr>
+          <w:rFonts w:ascii="Courier New" w:eastAsia="Times New Roman" w:hAnsi="Courier New" w:cs="Courier New"/>
+          <w:color w:val="2AACB8"/>
+          <w:sz w:val="20"/>
+          <w:szCs w:val="20"/>
+          <w:lang w:eastAsia="ru-RU"/>
+        </w:rPr>
+        <w:br/>
+      </w:r>
+      <w:r>
+        <w:rPr>
+          <w:rFonts w:ascii="Courier New" w:eastAsia="Times New Roman" w:hAnsi="Courier New" w:cs="Courier New"/>
+          <w:color w:val="BCBEC4"/>
+          <w:sz w:val="20"/>
+          <w:szCs w:val="20"/>
+          <w:lang w:eastAsia="ru-RU"/>
+        </w:rPr>
+        <w:t>s_values = [</w:t>
+      </w:r>
+      <w:r>
+        <w:rPr>
+          <w:rFonts w:ascii="Courier New" w:eastAsia="Times New Roman" w:hAnsi="Courier New" w:cs="Courier New"/>
+          <w:color w:val="2AACB8"/>
+          <w:sz w:val="20"/>
+          <w:szCs w:val="20"/>
+          <w:lang w:eastAsia="ru-RU"/>
+        </w:rPr>
+        <w:t>2</w:t>
+      </w:r>
+      <w:r>
+        <w:rPr>
+          <w:rFonts w:ascii="Courier New" w:eastAsia="Times New Roman" w:hAnsi="Courier New" w:cs="Courier New"/>
+          <w:color w:val="BCBEC4"/>
+          <w:sz w:val="20"/>
+          <w:szCs w:val="20"/>
+          <w:lang w:eastAsia="ru-RU"/>
+        </w:rPr>
+        <w:t xml:space="preserve">, </w:t>
+      </w:r>
+      <w:r>
+        <w:rPr>
+          <w:rFonts w:ascii="Courier New" w:eastAsia="Times New Roman" w:hAnsi="Courier New" w:cs="Courier New"/>
+          <w:color w:val="2AACB8"/>
+          <w:sz w:val="20"/>
+          <w:szCs w:val="20"/>
+          <w:lang w:eastAsia="ru-RU"/>
+        </w:rPr>
+        <w:t>5</w:t>
+      </w:r>
+      <w:r>
+        <w:rPr>
+          <w:rFonts w:ascii="Courier New" w:eastAsia="Times New Roman" w:hAnsi="Courier New" w:cs="Courier New"/>
+          <w:color w:val="BCBEC4"/>
+          <w:sz w:val="20"/>
+          <w:szCs w:val="20"/>
+          <w:lang w:eastAsia="ru-RU"/>
+        </w:rPr>
+        <w:t xml:space="preserve">, </w:t>
+      </w:r>
+      <w:r>
+        <w:rPr>
+          <w:rFonts w:ascii="Courier New" w:eastAsia="Times New Roman" w:hAnsi="Courier New" w:cs="Courier New"/>
+          <w:color w:val="2AACB8"/>
+          <w:sz w:val="20"/>
+          <w:szCs w:val="20"/>
+          <w:lang w:eastAsia="ru-RU"/>
+        </w:rPr>
+        <w:t>10</w:t>
+      </w:r>
+      <w:r>
+        <w:rPr>
+          <w:rFonts w:ascii="Courier New" w:eastAsia="Times New Roman" w:hAnsi="Courier New" w:cs="Courier New"/>
+          <w:color w:val="BCBEC4"/>
+          <w:sz w:val="20"/>
+          <w:szCs w:val="20"/>
+          <w:lang w:eastAsia="ru-RU"/>
+        </w:rPr>
+        <w:t>]</w:t>
+      </w:r>
+      <w:r>
+        <w:rPr>
+          <w:rFonts w:ascii="Courier New" w:eastAsia="Times New Roman" w:hAnsi="Courier New" w:cs="Courier New"/>
+          <w:color w:val="BCBEC4"/>
+          <w:sz w:val="20"/>
+          <w:szCs w:val="20"/>
+          <w:lang w:eastAsia="ru-RU"/>
+        </w:rPr>
+        <w:br/>
+        <w:t xml:space="preserve">T_range = </w:t>
+      </w:r>
+      <w:r>
+        <w:rPr>
+          <w:rFonts w:ascii="Courier New" w:eastAsia="Times New Roman" w:hAnsi="Courier New" w:cs="Courier New"/>
+          <w:color w:val="8888C6"/>
+          <w:sz w:val="20"/>
+          <w:szCs w:val="20"/>
+          <w:lang w:eastAsia="ru-RU"/>
+        </w:rPr>
+        <w:t>range</w:t>
+      </w:r>
+      <w:r>
+        <w:rPr>
+          <w:rFonts w:ascii="Courier New" w:eastAsia="Times New Roman" w:hAnsi="Courier New" w:cs="Courier New"/>
+          <w:color w:val="BCBEC4"/>
+          <w:sz w:val="20"/>
+          <w:szCs w:val="20"/>
+          <w:lang w:eastAsia="ru-RU"/>
+        </w:rPr>
+        <w:t>(</w:t>
+      </w:r>
+      <w:r>
+        <w:rPr>
+          <w:rFonts w:ascii="Courier New" w:eastAsia="Times New Roman" w:hAnsi="Courier New" w:cs="Courier New"/>
+          <w:color w:val="2AACB8"/>
+          <w:sz w:val="20"/>
+          <w:szCs w:val="20"/>
+          <w:lang w:eastAsia="ru-RU"/>
+        </w:rPr>
+        <w:t>100</w:t>
+      </w:r>
+      <w:r>
+        <w:rPr>
+          <w:rFonts w:ascii="Courier New" w:eastAsia="Times New Roman" w:hAnsi="Courier New" w:cs="Courier New"/>
+          <w:color w:val="BCBEC4"/>
+          <w:sz w:val="20"/>
+          <w:szCs w:val="20"/>
+          <w:lang w:eastAsia="ru-RU"/>
+        </w:rPr>
+        <w:t xml:space="preserve">, N + </w:t>
+      </w:r>
+      <w:r>
+        <w:rPr>
+          <w:rFonts w:ascii="Courier New" w:eastAsia="Times New Roman" w:hAnsi="Courier New" w:cs="Courier New"/>
+          <w:color w:val="2AACB8"/>
+          <w:sz w:val="20"/>
+          <w:szCs w:val="20"/>
+          <w:lang w:eastAsia="ru-RU"/>
+        </w:rPr>
+        <w:t>1</w:t>
+      </w:r>
+      <w:r>
+        <w:rPr>
+          <w:rFonts w:ascii="Courier New" w:eastAsia="Times New Roman" w:hAnsi="Courier New" w:cs="Courier New"/>
+          <w:color w:val="BCBEC4"/>
+          <w:sz w:val="20"/>
+          <w:szCs w:val="20"/>
+          <w:lang w:eastAsia="ru-RU"/>
+        </w:rPr>
+        <w:t xml:space="preserve">, </w:t>
+      </w:r>
+      <w:r>
+        <w:rPr>
+          <w:rFonts w:ascii="Courier New" w:eastAsia="Times New Roman" w:hAnsi="Courier New" w:cs="Courier New"/>
+          <w:color w:val="2AACB8"/>
+          <w:sz w:val="20"/>
+          <w:szCs w:val="20"/>
+          <w:lang w:eastAsia="ru-RU"/>
+        </w:rPr>
+        <w:t>100</w:t>
+      </w:r>
+      <w:r>
+        <w:rPr>
+          <w:rFonts w:ascii="Courier New" w:eastAsia="Times New Roman" w:hAnsi="Courier New" w:cs="Courier New"/>
+          <w:color w:val="BCBEC4"/>
+          <w:sz w:val="20"/>
+          <w:szCs w:val="20"/>
+          <w:lang w:eastAsia="ru-RU"/>
+        </w:rPr>
+        <w:t>)</w:t>
+      </w:r>
+      <w:r>
+        <w:rPr>
+          <w:rFonts w:ascii="Courier New" w:eastAsia="Times New Roman" w:hAnsi="Courier New" w:cs="Courier New"/>
+          <w:color w:val="BCBEC4"/>
+          <w:sz w:val="20"/>
+          <w:szCs w:val="20"/>
+          <w:lang w:eastAsia="ru-RU"/>
+        </w:rPr>
+        <w:br/>
+      </w:r>
+      <w:r>
+        <w:rPr>
+          <w:rFonts w:ascii="Courier New" w:eastAsia="Times New Roman" w:hAnsi="Courier New" w:cs="Courier New"/>
+          <w:color w:val="BCBEC4"/>
+          <w:sz w:val="20"/>
+          <w:szCs w:val="20"/>
+          <w:lang w:eastAsia="ru-RU"/>
+        </w:rPr>
+        <w:br/>
+      </w:r>
+      <w:r>
+        <w:rPr>
+          <w:rFonts w:ascii="Courier New" w:eastAsia="Times New Roman" w:hAnsi="Courier New" w:cs="Courier New"/>
+          <w:color w:val="8888C6"/>
+          <w:sz w:val="20"/>
+          <w:szCs w:val="20"/>
+          <w:lang w:eastAsia="ru-RU"/>
+        </w:rPr>
+        <w:lastRenderedPageBreak/>
+        <w:t>print</w:t>
+      </w:r>
+      <w:r>
+        <w:rPr>
+          <w:rFonts w:ascii="Courier New" w:eastAsia="Times New Roman" w:hAnsi="Courier New" w:cs="Courier New"/>
+          <w:color w:val="BCBEC4"/>
+          <w:sz w:val="20"/>
+          <w:szCs w:val="20"/>
+          <w:lang w:eastAsia="ru-RU"/>
+        </w:rPr>
+        <w:t>(</w:t>
+      </w:r>
+      <w:r>
+        <w:rPr>
+          <w:rFonts w:ascii="Courier New" w:eastAsia="Times New Roman" w:hAnsi="Courier New" w:cs="Courier New"/>
+          <w:color w:val="6AAB73"/>
+          <w:sz w:val="20"/>
+          <w:szCs w:val="20"/>
+          <w:lang w:eastAsia="ru-RU"/>
+        </w:rPr>
+        <w:t>f"</w:t>
+      </w:r>
+      <w:r>
+        <w:rPr>
+          <w:rFonts w:ascii="Courier New" w:eastAsia="Times New Roman" w:hAnsi="Courier New" w:cs="Courier New"/>
+          <w:color w:val="CF8E6D"/>
+          <w:sz w:val="20"/>
+          <w:szCs w:val="20"/>
+          <w:lang w:eastAsia="ru-RU"/>
+        </w:rPr>
+        <w:t>\n</w:t>
+      </w:r>
+      <w:r>
+        <w:rPr>
+          <w:rFonts w:ascii="Courier New" w:eastAsia="Times New Roman" w:hAnsi="Courier New" w:cs="Courier New"/>
+          <w:color w:val="6AAB73"/>
+          <w:sz w:val="20"/>
+          <w:szCs w:val="20"/>
+          <w:lang w:eastAsia="ru-RU"/>
+        </w:rPr>
+        <w:t>Корреляция при T=</w:t>
+      </w:r>
+      <w:r>
+        <w:rPr>
+          <w:rFonts w:ascii="Courier New" w:eastAsia="Times New Roman" w:hAnsi="Courier New" w:cs="Courier New"/>
+          <w:color w:val="CF8E6D"/>
+          <w:sz w:val="20"/>
+          <w:szCs w:val="20"/>
+          <w:lang w:eastAsia="ru-RU"/>
+        </w:rPr>
+        <w:t>{</w:t>
+      </w:r>
+      <w:r>
+        <w:rPr>
+          <w:rFonts w:ascii="Courier New" w:eastAsia="Times New Roman" w:hAnsi="Courier New" w:cs="Courier New"/>
+          <w:color w:val="2AACB8"/>
+          <w:sz w:val="20"/>
+          <w:szCs w:val="20"/>
+          <w:lang w:eastAsia="ru-RU"/>
+        </w:rPr>
+        <w:t>2</w:t>
+      </w:r>
+      <w:r>
+        <w:rPr>
+          <w:rFonts w:ascii="Courier New" w:eastAsia="Times New Roman" w:hAnsi="Courier New" w:cs="Courier New"/>
+          <w:color w:val="BCBEC4"/>
+          <w:sz w:val="20"/>
+          <w:szCs w:val="20"/>
+          <w:lang w:eastAsia="ru-RU"/>
+        </w:rPr>
+        <w:t>**(r-</w:t>
+      </w:r>
+      <w:r>
+        <w:rPr>
+          <w:rFonts w:ascii="Courier New" w:eastAsia="Times New Roman" w:hAnsi="Courier New" w:cs="Courier New"/>
+          <w:color w:val="2AACB8"/>
+          <w:sz w:val="20"/>
+          <w:szCs w:val="20"/>
+          <w:lang w:eastAsia="ru-RU"/>
+        </w:rPr>
+        <w:t>2</w:t>
+      </w:r>
+      <w:r>
+        <w:rPr>
+          <w:rFonts w:ascii="Courier New" w:eastAsia="Times New Roman" w:hAnsi="Courier New" w:cs="Courier New"/>
+          <w:color w:val="BCBEC4"/>
+          <w:sz w:val="20"/>
+          <w:szCs w:val="20"/>
+          <w:lang w:eastAsia="ru-RU"/>
+        </w:rPr>
+        <w:t>)</w:t>
+      </w:r>
+      <w:r>
+        <w:rPr>
+          <w:rFonts w:ascii="Courier New" w:eastAsia="Times New Roman" w:hAnsi="Courier New" w:cs="Courier New"/>
+          <w:color w:val="CF8E6D"/>
+          <w:sz w:val="20"/>
+          <w:szCs w:val="20"/>
+          <w:lang w:eastAsia="ru-RU"/>
+        </w:rPr>
+        <w:t>}</w:t>
+      </w:r>
+      <w:r>
+        <w:rPr>
+          <w:rFonts w:ascii="Courier New" w:eastAsia="Times New Roman" w:hAnsi="Courier New" w:cs="Courier New"/>
+          <w:color w:val="6AAB73"/>
+          <w:sz w:val="20"/>
+          <w:szCs w:val="20"/>
+          <w:lang w:eastAsia="ru-RU"/>
+        </w:rPr>
+        <w:t>:"</w:t>
+      </w:r>
+      <w:r>
+        <w:rPr>
+          <w:rFonts w:ascii="Courier New" w:eastAsia="Times New Roman" w:hAnsi="Courier New" w:cs="Courier New"/>
+          <w:color w:val="BCBEC4"/>
+          <w:sz w:val="20"/>
+          <w:szCs w:val="20"/>
+          <w:lang w:eastAsia="ru-RU"/>
+        </w:rPr>
+        <w:t>)</w:t>
+      </w:r>
+      <w:r>
+        <w:rPr>
+          <w:rFonts w:ascii="Courier New" w:eastAsia="Times New Roman" w:hAnsi="Courier New" w:cs="Courier New"/>
+          <w:color w:val="BCBEC4"/>
+          <w:sz w:val="20"/>
+          <w:szCs w:val="20"/>
+          <w:lang w:eastAsia="ru-RU"/>
+        </w:rPr>
+        <w:br/>
+      </w:r>
+      <w:r>
+        <w:rPr>
+          <w:rFonts w:ascii="Courier New" w:eastAsia="Times New Roman" w:hAnsi="Courier New" w:cs="Courier New"/>
+          <w:color w:val="CF8E6D"/>
+          <w:sz w:val="20"/>
+          <w:szCs w:val="20"/>
+          <w:lang w:eastAsia="ru-RU"/>
+        </w:rPr>
+        <w:t xml:space="preserve">for </w:t>
+      </w:r>
+      <w:r>
+        <w:rPr>
+          <w:rFonts w:ascii="Courier New" w:eastAsia="Times New Roman" w:hAnsi="Courier New" w:cs="Courier New"/>
+          <w:color w:val="BCBEC4"/>
+          <w:sz w:val="20"/>
+          <w:szCs w:val="20"/>
+          <w:lang w:eastAsia="ru-RU"/>
+        </w:rPr>
+        <w:t xml:space="preserve">s </w:t>
+      </w:r>
+      <w:r>
+        <w:rPr>
+          <w:rFonts w:ascii="Courier New" w:eastAsia="Times New Roman" w:hAnsi="Courier New" w:cs="Courier New"/>
+          <w:color w:val="CF8E6D"/>
+          <w:sz w:val="20"/>
+          <w:szCs w:val="20"/>
+          <w:lang w:eastAsia="ru-RU"/>
+        </w:rPr>
+        <w:t xml:space="preserve">in </w:t>
+      </w:r>
+      <w:r>
+        <w:rPr>
+          <w:rFonts w:ascii="Courier New" w:eastAsia="Times New Roman" w:hAnsi="Courier New" w:cs="Courier New"/>
+          <w:color w:val="BCBEC4"/>
+          <w:sz w:val="20"/>
+          <w:szCs w:val="20"/>
+          <w:lang w:eastAsia="ru-RU"/>
+        </w:rPr>
+        <w:t>s_values:</w:t>
+      </w:r>
+      <w:r>
+        <w:rPr>
+          <w:rFonts w:ascii="Courier New" w:eastAsia="Times New Roman" w:hAnsi="Courier New" w:cs="Courier New"/>
+          <w:color w:val="BCBEC4"/>
+          <w:sz w:val="20"/>
+          <w:szCs w:val="20"/>
+          <w:lang w:eastAsia="ru-RU"/>
+        </w:rPr>
+        <w:br/>
+        <w:t xml:space="preserve">    R = calc_R(z, s)</w:t>
+      </w:r>
+      <w:r>
+        <w:rPr>
+          <w:rFonts w:ascii="Courier New" w:eastAsia="Times New Roman" w:hAnsi="Courier New" w:cs="Courier New"/>
+          <w:color w:val="BCBEC4"/>
+          <w:sz w:val="20"/>
+          <w:szCs w:val="20"/>
+          <w:lang w:eastAsia="ru-RU"/>
+        </w:rPr>
+        <w:br/>
+        <w:t xml:space="preserve">    </w:t>
+      </w:r>
+      <w:r>
+        <w:rPr>
+          <w:rFonts w:ascii="Courier New" w:eastAsia="Times New Roman" w:hAnsi="Courier New" w:cs="Courier New"/>
+          <w:color w:val="8888C6"/>
+          <w:sz w:val="20"/>
+          <w:szCs w:val="20"/>
+          <w:lang w:eastAsia="ru-RU"/>
+        </w:rPr>
+        <w:t>print</w:t>
+      </w:r>
+      <w:r>
+        <w:rPr>
+          <w:rFonts w:ascii="Courier New" w:eastAsia="Times New Roman" w:hAnsi="Courier New" w:cs="Courier New"/>
+          <w:color w:val="BCBEC4"/>
+          <w:sz w:val="20"/>
+          <w:szCs w:val="20"/>
+          <w:lang w:eastAsia="ru-RU"/>
+        </w:rPr>
+        <w:t>(</w:t>
+      </w:r>
+      <w:r>
+        <w:rPr>
+          <w:rFonts w:ascii="Courier New" w:eastAsia="Times New Roman" w:hAnsi="Courier New" w:cs="Courier New"/>
+          <w:color w:val="6AAB73"/>
+          <w:sz w:val="20"/>
+          <w:szCs w:val="20"/>
+          <w:lang w:eastAsia="ru-RU"/>
+        </w:rPr>
+        <w:t>f"s=</w:t>
+      </w:r>
+      <w:r>
+        <w:rPr>
+          <w:rFonts w:ascii="Courier New" w:eastAsia="Times New Roman" w:hAnsi="Courier New" w:cs="Courier New"/>
+          <w:color w:val="CF8E6D"/>
+          <w:sz w:val="20"/>
+          <w:szCs w:val="20"/>
+          <w:lang w:eastAsia="ru-RU"/>
+        </w:rPr>
+        <w:t>{</w:t>
+      </w:r>
+      <w:r>
+        <w:rPr>
+          <w:rFonts w:ascii="Courier New" w:eastAsia="Times New Roman" w:hAnsi="Courier New" w:cs="Courier New"/>
+          <w:color w:val="BCBEC4"/>
+          <w:sz w:val="20"/>
+          <w:szCs w:val="20"/>
+          <w:lang w:eastAsia="ru-RU"/>
+        </w:rPr>
+        <w:t>s</w:t>
+      </w:r>
+      <w:r>
+        <w:rPr>
+          <w:rFonts w:ascii="Courier New" w:eastAsia="Times New Roman" w:hAnsi="Courier New" w:cs="Courier New"/>
+          <w:color w:val="CF8E6D"/>
+          <w:sz w:val="20"/>
+          <w:szCs w:val="20"/>
+          <w:lang w:eastAsia="ru-RU"/>
+        </w:rPr>
+        <w:t>}</w:t>
+      </w:r>
+      <w:r>
+        <w:rPr>
+          <w:rFonts w:ascii="Courier New" w:eastAsia="Times New Roman" w:hAnsi="Courier New" w:cs="Courier New"/>
+          <w:color w:val="6AAB73"/>
+          <w:sz w:val="20"/>
+          <w:szCs w:val="20"/>
+          <w:lang w:eastAsia="ru-RU"/>
+        </w:rPr>
+        <w:t xml:space="preserve">: R = </w:t>
+      </w:r>
+      <w:r>
+        <w:rPr>
+          <w:rFonts w:ascii="Courier New" w:eastAsia="Times New Roman" w:hAnsi="Courier New" w:cs="Courier New"/>
+          <w:color w:val="CF8E6D"/>
+          <w:sz w:val="20"/>
+          <w:szCs w:val="20"/>
+          <w:lang w:eastAsia="ru-RU"/>
+        </w:rPr>
+        <w:t>{</w:t>
+      </w:r>
+      <w:r>
+        <w:rPr>
+          <w:rFonts w:ascii="Courier New" w:eastAsia="Times New Roman" w:hAnsi="Courier New" w:cs="Courier New"/>
+          <w:color w:val="BCBEC4"/>
+          <w:sz w:val="20"/>
+          <w:szCs w:val="20"/>
+          <w:lang w:eastAsia="ru-RU"/>
+        </w:rPr>
+        <w:t>R</w:t>
+      </w:r>
+      <w:r>
+        <w:rPr>
+          <w:rFonts w:ascii="Courier New" w:eastAsia="Times New Roman" w:hAnsi="Courier New" w:cs="Courier New"/>
+          <w:color w:val="CF8E6D"/>
+          <w:sz w:val="20"/>
+          <w:szCs w:val="20"/>
+          <w:lang w:eastAsia="ru-RU"/>
+        </w:rPr>
+        <w:t>:</w:t>
+      </w:r>
+      <w:r>
+        <w:rPr>
+          <w:rFonts w:ascii="Courier New" w:eastAsia="Times New Roman" w:hAnsi="Courier New" w:cs="Courier New"/>
+          <w:color w:val="6AAB73"/>
+          <w:sz w:val="20"/>
+          <w:szCs w:val="20"/>
+          <w:lang w:eastAsia="ru-RU"/>
+        </w:rPr>
+        <w:t>.6f</w:t>
+      </w:r>
+      <w:r>
+        <w:rPr>
+          <w:rFonts w:ascii="Courier New" w:eastAsia="Times New Roman" w:hAnsi="Courier New" w:cs="Courier New"/>
+          <w:color w:val="CF8E6D"/>
+          <w:sz w:val="20"/>
+          <w:szCs w:val="20"/>
+          <w:lang w:eastAsia="ru-RU"/>
+        </w:rPr>
+        <w:t>}</w:t>
+      </w:r>
+      <w:r>
+        <w:rPr>
+          <w:rFonts w:ascii="Courier New" w:eastAsia="Times New Roman" w:hAnsi="Courier New" w:cs="Courier New"/>
+          <w:color w:val="6AAB73"/>
+          <w:sz w:val="20"/>
+          <w:szCs w:val="20"/>
+          <w:lang w:eastAsia="ru-RU"/>
+        </w:rPr>
+        <w:t>"</w:t>
+      </w:r>
+      <w:r>
+        <w:rPr>
+          <w:rFonts w:ascii="Courier New" w:eastAsia="Times New Roman" w:hAnsi="Courier New" w:cs="Courier New"/>
+          <w:color w:val="BCBEC4"/>
+          <w:sz w:val="20"/>
+          <w:szCs w:val="20"/>
+          <w:lang w:eastAsia="ru-RU"/>
+        </w:rPr>
+        <w:t>)</w:t>
+      </w:r>
+      <w:r>
+        <w:rPr>
+          <w:rFonts w:ascii="Courier New" w:eastAsia="Times New Roman" w:hAnsi="Courier New" w:cs="Courier New"/>
+          <w:color w:val="BCBEC4"/>
+          <w:sz w:val="20"/>
+          <w:szCs w:val="20"/>
+          <w:lang w:eastAsia="ru-RU"/>
+        </w:rPr>
+        <w:br/>
+      </w:r>
+      <w:r>
+        <w:rPr>
+          <w:rFonts w:ascii="Courier New" w:eastAsia="Times New Roman" w:hAnsi="Courier New" w:cs="Courier New"/>
+          <w:color w:val="BCBEC4"/>
+          <w:sz w:val="20"/>
+          <w:szCs w:val="20"/>
+          <w:lang w:eastAsia="ru-RU"/>
+        </w:rPr>
+        <w:br/>
+      </w:r>
+      <w:r>
+        <w:rPr>
+          <w:rFonts w:ascii="Courier New" w:eastAsia="Times New Roman" w:hAnsi="Courier New" w:cs="Courier New"/>
+          <w:color w:val="7A7E85"/>
+          <w:sz w:val="20"/>
+          <w:szCs w:val="20"/>
+          <w:lang w:eastAsia="ru-RU"/>
+        </w:rPr>
+        <w:t># График корреляции</w:t>
+      </w:r>
+      <w:r>
+        <w:rPr>
+          <w:rFonts w:ascii="Courier New" w:eastAsia="Times New Roman" w:hAnsi="Courier New" w:cs="Courier New"/>
+          <w:color w:val="7A7E85"/>
+          <w:sz w:val="20"/>
+          <w:szCs w:val="20"/>
+          <w:lang w:eastAsia="ru-RU"/>
+        </w:rPr>
+        <w:br/>
+      </w:r>
+      <w:r>
+        <w:rPr>
+          <w:rFonts w:ascii="Courier New" w:eastAsia="Times New Roman" w:hAnsi="Courier New" w:cs="Courier New"/>
+          <w:color w:val="BCBEC4"/>
+          <w:sz w:val="20"/>
+          <w:szCs w:val="20"/>
+          <w:lang w:eastAsia="ru-RU"/>
+        </w:rPr>
+        <w:t>plt.figure(</w:t>
+      </w:r>
+      <w:r>
+        <w:rPr>
+          <w:rFonts w:ascii="Courier New" w:eastAsia="Times New Roman" w:hAnsi="Courier New" w:cs="Courier New"/>
+          <w:color w:val="AA4926"/>
+          <w:sz w:val="20"/>
+          <w:szCs w:val="20"/>
+          <w:lang w:eastAsia="ru-RU"/>
+        </w:rPr>
+        <w:t>figsize</w:t>
+      </w:r>
+      <w:r>
+        <w:rPr>
+          <w:rFonts w:ascii="Courier New" w:eastAsia="Times New Roman" w:hAnsi="Courier New" w:cs="Courier New"/>
+          <w:color w:val="BCBEC4"/>
+          <w:sz w:val="20"/>
+          <w:szCs w:val="20"/>
+          <w:lang w:eastAsia="ru-RU"/>
+        </w:rPr>
+        <w:t>=(</w:t>
+      </w:r>
+      <w:r>
+        <w:rPr>
+          <w:rFonts w:ascii="Courier New" w:eastAsia="Times New Roman" w:hAnsi="Courier New" w:cs="Courier New"/>
+          <w:color w:val="2AACB8"/>
+          <w:sz w:val="20"/>
+          <w:szCs w:val="20"/>
+          <w:lang w:eastAsia="ru-RU"/>
+        </w:rPr>
+        <w:t>8</w:t>
+      </w:r>
+      <w:r>
+        <w:rPr>
+          <w:rFonts w:ascii="Courier New" w:eastAsia="Times New Roman" w:hAnsi="Courier New" w:cs="Courier New"/>
+          <w:color w:val="BCBEC4"/>
+          <w:sz w:val="20"/>
+          <w:szCs w:val="20"/>
+          <w:lang w:eastAsia="ru-RU"/>
+        </w:rPr>
+        <w:t xml:space="preserve">, </w:t>
+      </w:r>
+      <w:r>
+        <w:rPr>
+          <w:rFonts w:ascii="Courier New" w:eastAsia="Times New Roman" w:hAnsi="Courier New" w:cs="Courier New"/>
+          <w:color w:val="2AACB8"/>
+          <w:sz w:val="20"/>
+          <w:szCs w:val="20"/>
+          <w:lang w:eastAsia="ru-RU"/>
+        </w:rPr>
+        <w:t>5</w:t>
+      </w:r>
+      <w:r>
+        <w:rPr>
+          <w:rFonts w:ascii="Courier New" w:eastAsia="Times New Roman" w:hAnsi="Courier New" w:cs="Courier New"/>
+          <w:color w:val="BCBEC4"/>
+          <w:sz w:val="20"/>
+          <w:szCs w:val="20"/>
+          <w:lang w:eastAsia="ru-RU"/>
+        </w:rPr>
+        <w:t>))</w:t>
+      </w:r>
+      <w:r>
+        <w:rPr>
+          <w:rFonts w:ascii="Courier New" w:eastAsia="Times New Roman" w:hAnsi="Courier New" w:cs="Courier New"/>
+          <w:color w:val="BCBEC4"/>
+          <w:sz w:val="20"/>
+          <w:szCs w:val="20"/>
+          <w:lang w:eastAsia="ru-RU"/>
+        </w:rPr>
+        <w:br/>
+      </w:r>
+      <w:r>
+        <w:rPr>
+          <w:rFonts w:ascii="Courier New" w:eastAsia="Times New Roman" w:hAnsi="Courier New" w:cs="Courier New"/>
+          <w:color w:val="CF8E6D"/>
+          <w:sz w:val="20"/>
+          <w:szCs w:val="20"/>
+          <w:lang w:eastAsia="ru-RU"/>
+        </w:rPr>
+        <w:t xml:space="preserve">for </w:t>
+      </w:r>
+      <w:r>
+        <w:rPr>
+          <w:rFonts w:ascii="Courier New" w:eastAsia="Times New Roman" w:hAnsi="Courier New" w:cs="Courier New"/>
+          <w:color w:val="BCBEC4"/>
+          <w:sz w:val="20"/>
+          <w:szCs w:val="20"/>
+          <w:lang w:eastAsia="ru-RU"/>
+        </w:rPr>
+        <w:t xml:space="preserve">s </w:t>
+      </w:r>
+      <w:r>
+        <w:rPr>
+          <w:rFonts w:ascii="Courier New" w:eastAsia="Times New Roman" w:hAnsi="Courier New" w:cs="Courier New"/>
+          <w:color w:val="CF8E6D"/>
+          <w:sz w:val="20"/>
+          <w:szCs w:val="20"/>
+          <w:lang w:eastAsia="ru-RU"/>
+        </w:rPr>
+        <w:t xml:space="preserve">in </w:t>
+      </w:r>
+      <w:r>
+        <w:rPr>
+          <w:rFonts w:ascii="Courier New" w:eastAsia="Times New Roman" w:hAnsi="Courier New" w:cs="Courier New"/>
+          <w:color w:val="BCBEC4"/>
+          <w:sz w:val="20"/>
+          <w:szCs w:val="20"/>
+          <w:lang w:eastAsia="ru-RU"/>
+        </w:rPr>
+        <w:t>s_values:</w:t>
+      </w:r>
+      <w:r>
+        <w:rPr>
+          <w:rFonts w:ascii="Courier New" w:eastAsia="Times New Roman" w:hAnsi="Courier New" w:cs="Courier New"/>
+          <w:color w:val="BCBEC4"/>
+          <w:sz w:val="20"/>
+          <w:szCs w:val="20"/>
+          <w:lang w:eastAsia="ru-RU"/>
+        </w:rPr>
+        <w:br/>
+        <w:t xml:space="preserve">    R_vals = [calc_R(z[:T], s) </w:t>
+      </w:r>
+      <w:r>
+        <w:rPr>
+          <w:rFonts w:ascii="Courier New" w:eastAsia="Times New Roman" w:hAnsi="Courier New" w:cs="Courier New"/>
+          <w:color w:val="CF8E6D"/>
+          <w:sz w:val="20"/>
+          <w:szCs w:val="20"/>
+          <w:lang w:eastAsia="ru-RU"/>
+        </w:rPr>
+        <w:t xml:space="preserve">for </w:t>
+      </w:r>
+      <w:r>
+        <w:rPr>
+          <w:rFonts w:ascii="Courier New" w:eastAsia="Times New Roman" w:hAnsi="Courier New" w:cs="Courier New"/>
+          <w:color w:val="BCBEC4"/>
+          <w:sz w:val="20"/>
+          <w:szCs w:val="20"/>
+          <w:lang w:eastAsia="ru-RU"/>
+        </w:rPr>
+        <w:t xml:space="preserve">T </w:t>
+      </w:r>
+      <w:r>
+        <w:rPr>
+          <w:rFonts w:ascii="Courier New" w:eastAsia="Times New Roman" w:hAnsi="Courier New" w:cs="Courier New"/>
+          <w:color w:val="CF8E6D"/>
+          <w:sz w:val="20"/>
+          <w:szCs w:val="20"/>
+          <w:lang w:eastAsia="ru-RU"/>
+        </w:rPr>
+        <w:t xml:space="preserve">in </w:t>
+      </w:r>
+      <w:r>
+        <w:rPr>
+          <w:rFonts w:ascii="Courier New" w:eastAsia="Times New Roman" w:hAnsi="Courier New" w:cs="Courier New"/>
+          <w:color w:val="BCBEC4"/>
+          <w:sz w:val="20"/>
+          <w:szCs w:val="20"/>
+          <w:lang w:eastAsia="ru-RU"/>
+        </w:rPr>
+        <w:t>T_range]</w:t>
+      </w:r>
+      <w:r>
+        <w:rPr>
+          <w:rFonts w:ascii="Courier New" w:eastAsia="Times New Roman" w:hAnsi="Courier New" w:cs="Courier New"/>
+          <w:color w:val="BCBEC4"/>
+          <w:sz w:val="20"/>
+          <w:szCs w:val="20"/>
+          <w:lang w:eastAsia="ru-RU"/>
+        </w:rPr>
+        <w:br/>
+        <w:t xml:space="preserve">    plt.plot(T_range, R_vals, </w:t>
+      </w:r>
+      <w:r>
+        <w:rPr>
+          <w:rFonts w:ascii="Courier New" w:eastAsia="Times New Roman" w:hAnsi="Courier New" w:cs="Courier New"/>
+          <w:color w:val="AA4926"/>
+          <w:sz w:val="20"/>
+          <w:szCs w:val="20"/>
+          <w:lang w:eastAsia="ru-RU"/>
+        </w:rPr>
+        <w:t>marker</w:t>
+      </w:r>
+      <w:r>
+        <w:rPr>
+          <w:rFonts w:ascii="Courier New" w:eastAsia="Times New Roman" w:hAnsi="Courier New" w:cs="Courier New"/>
+          <w:color w:val="BCBEC4"/>
+          <w:sz w:val="20"/>
+          <w:szCs w:val="20"/>
+          <w:lang w:eastAsia="ru-RU"/>
+        </w:rPr>
+        <w:t>=</w:t>
+      </w:r>
+      <w:r>
+        <w:rPr>
+          <w:rFonts w:ascii="Courier New" w:eastAsia="Times New Roman" w:hAnsi="Courier New" w:cs="Courier New"/>
+          <w:color w:val="6AAB73"/>
+          <w:sz w:val="20"/>
+          <w:szCs w:val="20"/>
+          <w:lang w:eastAsia="ru-RU"/>
+        </w:rPr>
+        <w:t>'o'</w:t>
+      </w:r>
+      <w:r>
+        <w:rPr>
+          <w:rFonts w:ascii="Courier New" w:eastAsia="Times New Roman" w:hAnsi="Courier New" w:cs="Courier New"/>
+          <w:color w:val="BCBEC4"/>
+          <w:sz w:val="20"/>
+          <w:szCs w:val="20"/>
+          <w:lang w:eastAsia="ru-RU"/>
+        </w:rPr>
+        <w:t xml:space="preserve">, </w:t>
+      </w:r>
+      <w:r>
+        <w:rPr>
+          <w:rFonts w:ascii="Courier New" w:eastAsia="Times New Roman" w:hAnsi="Courier New" w:cs="Courier New"/>
+          <w:color w:val="AA4926"/>
+          <w:sz w:val="20"/>
+          <w:szCs w:val="20"/>
+          <w:lang w:eastAsia="ru-RU"/>
+        </w:rPr>
+        <w:t>label</w:t>
+      </w:r>
+      <w:r>
+        <w:rPr>
+          <w:rFonts w:ascii="Courier New" w:eastAsia="Times New Roman" w:hAnsi="Courier New" w:cs="Courier New"/>
+          <w:color w:val="BCBEC4"/>
+          <w:sz w:val="20"/>
+          <w:szCs w:val="20"/>
+          <w:lang w:eastAsia="ru-RU"/>
+        </w:rPr>
+        <w:t>=</w:t>
+      </w:r>
+      <w:r>
+        <w:rPr>
+          <w:rFonts w:ascii="Courier New" w:eastAsia="Times New Roman" w:hAnsi="Courier New" w:cs="Courier New"/>
+          <w:color w:val="6AAB73"/>
+          <w:sz w:val="20"/>
+          <w:szCs w:val="20"/>
+          <w:lang w:eastAsia="ru-RU"/>
+        </w:rPr>
+        <w:t>f's=</w:t>
+      </w:r>
+      <w:r>
+        <w:rPr>
+          <w:rFonts w:ascii="Courier New" w:eastAsia="Times New Roman" w:hAnsi="Courier New" w:cs="Courier New"/>
+          <w:color w:val="CF8E6D"/>
+          <w:sz w:val="20"/>
+          <w:szCs w:val="20"/>
+          <w:lang w:eastAsia="ru-RU"/>
+        </w:rPr>
+        <w:t>{</w:t>
+      </w:r>
+      <w:r>
+        <w:rPr>
+          <w:rFonts w:ascii="Courier New" w:eastAsia="Times New Roman" w:hAnsi="Courier New" w:cs="Courier New"/>
+          <w:color w:val="BCBEC4"/>
+          <w:sz w:val="20"/>
+          <w:szCs w:val="20"/>
+          <w:lang w:eastAsia="ru-RU"/>
+        </w:rPr>
+        <w:t>s</w:t>
+      </w:r>
+      <w:r>
+        <w:rPr>
+          <w:rFonts w:ascii="Courier New" w:eastAsia="Times New Roman" w:hAnsi="Courier New" w:cs="Courier New"/>
+          <w:color w:val="CF8E6D"/>
+          <w:sz w:val="20"/>
+          <w:szCs w:val="20"/>
+          <w:lang w:eastAsia="ru-RU"/>
+        </w:rPr>
+        <w:t>}</w:t>
+      </w:r>
+      <w:r>
+        <w:rPr>
+          <w:rFonts w:ascii="Courier New" w:eastAsia="Times New Roman" w:hAnsi="Courier New" w:cs="Courier New"/>
+          <w:color w:val="6AAB73"/>
+          <w:sz w:val="20"/>
+          <w:szCs w:val="20"/>
+          <w:lang w:eastAsia="ru-RU"/>
+        </w:rPr>
+        <w:t>'</w:t>
+      </w:r>
+      <w:r>
+        <w:rPr>
+          <w:rFonts w:ascii="Courier New" w:eastAsia="Times New Roman" w:hAnsi="Courier New" w:cs="Courier New"/>
+          <w:color w:val="BCBEC4"/>
+          <w:sz w:val="20"/>
+          <w:szCs w:val="20"/>
+          <w:lang w:eastAsia="ru-RU"/>
+        </w:rPr>
+        <w:t>)</w:t>
+      </w:r>
+      <w:r>
+        <w:rPr>
+          <w:rFonts w:ascii="Courier New" w:eastAsia="Times New Roman" w:hAnsi="Courier New" w:cs="Courier New"/>
+          <w:color w:val="BCBEC4"/>
+          <w:sz w:val="20"/>
+          <w:szCs w:val="20"/>
+          <w:lang w:eastAsia="ru-RU"/>
+        </w:rPr>
+        <w:br/>
+      </w:r>
+      <w:r>
+        <w:rPr>
+          <w:rFonts w:ascii="Courier New" w:eastAsia="Times New Roman" w:hAnsi="Courier New" w:cs="Courier New"/>
+          <w:color w:val="BCBEC4"/>
+          <w:sz w:val="20"/>
+          <w:szCs w:val="20"/>
+          <w:lang w:eastAsia="ru-RU"/>
+        </w:rPr>
+        <w:br/>
+        <w:t>plt.axhline(</w:t>
+      </w:r>
+      <w:r>
+        <w:rPr>
+          <w:rFonts w:ascii="Courier New" w:eastAsia="Times New Roman" w:hAnsi="Courier New" w:cs="Courier New"/>
+          <w:color w:val="2AACB8"/>
+          <w:sz w:val="20"/>
+          <w:szCs w:val="20"/>
+          <w:lang w:eastAsia="ru-RU"/>
+        </w:rPr>
+        <w:t>0</w:t>
+      </w:r>
+      <w:r>
+        <w:rPr>
+          <w:rFonts w:ascii="Courier New" w:eastAsia="Times New Roman" w:hAnsi="Courier New" w:cs="Courier New"/>
+          <w:color w:val="BCBEC4"/>
+          <w:sz w:val="20"/>
+          <w:szCs w:val="20"/>
+          <w:lang w:eastAsia="ru-RU"/>
+        </w:rPr>
+        <w:t xml:space="preserve">, </w:t>
+      </w:r>
+      <w:r>
+        <w:rPr>
+          <w:rFonts w:ascii="Courier New" w:eastAsia="Times New Roman" w:hAnsi="Courier New" w:cs="Courier New"/>
+          <w:color w:val="AA4926"/>
+          <w:sz w:val="20"/>
+          <w:szCs w:val="20"/>
+          <w:lang w:eastAsia="ru-RU"/>
+        </w:rPr>
+        <w:t>color</w:t>
+      </w:r>
+      <w:r>
+        <w:rPr>
+          <w:rFonts w:ascii="Courier New" w:eastAsia="Times New Roman" w:hAnsi="Courier New" w:cs="Courier New"/>
+          <w:color w:val="BCBEC4"/>
+          <w:sz w:val="20"/>
+          <w:szCs w:val="20"/>
+          <w:lang w:eastAsia="ru-RU"/>
+        </w:rPr>
+        <w:t>=</w:t>
+      </w:r>
+      <w:r>
+        <w:rPr>
+          <w:rFonts w:ascii="Courier New" w:eastAsia="Times New Roman" w:hAnsi="Courier New" w:cs="Courier New"/>
+          <w:color w:val="6AAB73"/>
+          <w:sz w:val="20"/>
+          <w:szCs w:val="20"/>
+          <w:lang w:eastAsia="ru-RU"/>
+        </w:rPr>
+        <w:t>'gray'</w:t>
+      </w:r>
+      <w:r>
+        <w:rPr>
+          <w:rFonts w:ascii="Courier New" w:eastAsia="Times New Roman" w:hAnsi="Courier New" w:cs="Courier New"/>
+          <w:color w:val="BCBEC4"/>
+          <w:sz w:val="20"/>
+          <w:szCs w:val="20"/>
+          <w:lang w:eastAsia="ru-RU"/>
+        </w:rPr>
+        <w:t xml:space="preserve">, </w:t>
+      </w:r>
+      <w:r>
+        <w:rPr>
+          <w:rFonts w:ascii="Courier New" w:eastAsia="Times New Roman" w:hAnsi="Courier New" w:cs="Courier New"/>
+          <w:color w:val="AA4926"/>
+          <w:sz w:val="20"/>
+          <w:szCs w:val="20"/>
+          <w:lang w:eastAsia="ru-RU"/>
+        </w:rPr>
+        <w:t>linestyle</w:t>
+      </w:r>
+      <w:r>
+        <w:rPr>
+          <w:rFonts w:ascii="Courier New" w:eastAsia="Times New Roman" w:hAnsi="Courier New" w:cs="Courier New"/>
+          <w:color w:val="BCBEC4"/>
+          <w:sz w:val="20"/>
+          <w:szCs w:val="20"/>
+          <w:lang w:eastAsia="ru-RU"/>
+        </w:rPr>
+        <w:t>=</w:t>
+      </w:r>
+      <w:r>
+        <w:rPr>
+          <w:rFonts w:ascii="Courier New" w:eastAsia="Times New Roman" w:hAnsi="Courier New" w:cs="Courier New"/>
+          <w:color w:val="6AAB73"/>
+          <w:sz w:val="20"/>
+          <w:szCs w:val="20"/>
+          <w:lang w:eastAsia="ru-RU"/>
+        </w:rPr>
+        <w:t>'--'</w:t>
+      </w:r>
+      <w:r>
+        <w:rPr>
+          <w:rFonts w:ascii="Courier New" w:eastAsia="Times New Roman" w:hAnsi="Courier New" w:cs="Courier New"/>
+          <w:color w:val="BCBEC4"/>
+          <w:sz w:val="20"/>
+          <w:szCs w:val="20"/>
+          <w:lang w:eastAsia="ru-RU"/>
+        </w:rPr>
+        <w:t xml:space="preserve">, </w:t>
+      </w:r>
+      <w:r>
+        <w:rPr>
+          <w:rFonts w:ascii="Courier New" w:eastAsia="Times New Roman" w:hAnsi="Courier New" w:cs="Courier New"/>
+          <w:color w:val="AA4926"/>
+          <w:sz w:val="20"/>
+          <w:szCs w:val="20"/>
+          <w:lang w:eastAsia="ru-RU"/>
+        </w:rPr>
+        <w:t>alpha</w:t>
+      </w:r>
+      <w:r>
+        <w:rPr>
+          <w:rFonts w:ascii="Courier New" w:eastAsia="Times New Roman" w:hAnsi="Courier New" w:cs="Courier New"/>
+          <w:color w:val="BCBEC4"/>
+          <w:sz w:val="20"/>
+          <w:szCs w:val="20"/>
+          <w:lang w:eastAsia="ru-RU"/>
+        </w:rPr>
+        <w:t>=</w:t>
+      </w:r>
+      <w:r>
+        <w:rPr>
+          <w:rFonts w:ascii="Courier New" w:eastAsia="Times New Roman" w:hAnsi="Courier New" w:cs="Courier New"/>
+          <w:color w:val="2AACB8"/>
+          <w:sz w:val="20"/>
+          <w:szCs w:val="20"/>
+          <w:lang w:eastAsia="ru-RU"/>
+        </w:rPr>
+        <w:t>0.5</w:t>
+      </w:r>
+      <w:r>
+        <w:rPr>
+          <w:rFonts w:ascii="Courier New" w:eastAsia="Times New Roman" w:hAnsi="Courier New" w:cs="Courier New"/>
+          <w:color w:val="BCBEC4"/>
+          <w:sz w:val="20"/>
+          <w:szCs w:val="20"/>
+          <w:lang w:eastAsia="ru-RU"/>
+        </w:rPr>
+        <w:t>)</w:t>
+      </w:r>
+      <w:r>
+        <w:rPr>
+          <w:rFonts w:ascii="Courier New" w:eastAsia="Times New Roman" w:hAnsi="Courier New" w:cs="Courier New"/>
+          <w:color w:val="BCBEC4"/>
+          <w:sz w:val="20"/>
+          <w:szCs w:val="20"/>
+          <w:lang w:eastAsia="ru-RU"/>
+        </w:rPr>
+        <w:br/>
+        <w:t>plt.title(</w:t>
+      </w:r>
+      <w:r>
+        <w:rPr>
+          <w:rFonts w:ascii="Courier New" w:eastAsia="Times New Roman" w:hAnsi="Courier New" w:cs="Courier New"/>
+          <w:color w:val="6AAB73"/>
+          <w:sz w:val="20"/>
+          <w:szCs w:val="20"/>
+          <w:lang w:eastAsia="ru-RU"/>
+        </w:rPr>
+        <w:t>"Зависимость R̂s от T"</w:t>
+      </w:r>
+      <w:r>
+        <w:rPr>
+          <w:rFonts w:ascii="Courier New" w:eastAsia="Times New Roman" w:hAnsi="Courier New" w:cs="Courier New"/>
+          <w:color w:val="BCBEC4"/>
+          <w:sz w:val="20"/>
+          <w:szCs w:val="20"/>
+          <w:lang w:eastAsia="ru-RU"/>
+        </w:rPr>
+        <w:t>)</w:t>
+      </w:r>
+      <w:r>
+        <w:rPr>
+          <w:rFonts w:ascii="Courier New" w:eastAsia="Times New Roman" w:hAnsi="Courier New" w:cs="Courier New"/>
+          <w:color w:val="BCBEC4"/>
+          <w:sz w:val="20"/>
+          <w:szCs w:val="20"/>
+          <w:lang w:eastAsia="ru-RU"/>
+        </w:rPr>
+        <w:br/>
+        <w:t>plt.xlabel(</w:t>
+      </w:r>
+      <w:r>
+        <w:rPr>
+          <w:rFonts w:ascii="Courier New" w:eastAsia="Times New Roman" w:hAnsi="Courier New" w:cs="Courier New"/>
+          <w:color w:val="6AAB73"/>
+          <w:sz w:val="20"/>
+          <w:szCs w:val="20"/>
+          <w:lang w:eastAsia="ru-RU"/>
+        </w:rPr>
+        <w:t>"Объём выборки T"</w:t>
+      </w:r>
+      <w:r>
+        <w:rPr>
+          <w:rFonts w:ascii="Courier New" w:eastAsia="Times New Roman" w:hAnsi="Courier New" w:cs="Courier New"/>
+          <w:color w:val="BCBEC4"/>
+          <w:sz w:val="20"/>
+          <w:szCs w:val="20"/>
+          <w:lang w:eastAsia="ru-RU"/>
+        </w:rPr>
+        <w:t>)</w:t>
+      </w:r>
+      <w:r>
+        <w:rPr>
+          <w:rFonts w:ascii="Courier New" w:eastAsia="Times New Roman" w:hAnsi="Courier New" w:cs="Courier New"/>
+          <w:color w:val="BCBEC4"/>
+          <w:sz w:val="20"/>
+          <w:szCs w:val="20"/>
+          <w:lang w:eastAsia="ru-RU"/>
+        </w:rPr>
+        <w:br/>
+        <w:t>plt.ylabel(</w:t>
+      </w:r>
+      <w:r>
+        <w:rPr>
+          <w:rFonts w:ascii="Courier New" w:eastAsia="Times New Roman" w:hAnsi="Courier New" w:cs="Courier New"/>
+          <w:color w:val="6AAB73"/>
+          <w:sz w:val="20"/>
+          <w:szCs w:val="20"/>
+          <w:lang w:eastAsia="ru-RU"/>
+        </w:rPr>
+        <w:t>"Коэффициент корреляции"</w:t>
+      </w:r>
+      <w:r>
+        <w:rPr>
+          <w:rFonts w:ascii="Courier New" w:eastAsia="Times New Roman" w:hAnsi="Courier New" w:cs="Courier New"/>
+          <w:color w:val="BCBEC4"/>
+          <w:sz w:val="20"/>
+          <w:szCs w:val="20"/>
+          <w:lang w:eastAsia="ru-RU"/>
+        </w:rPr>
+        <w:t>)</w:t>
+      </w:r>
+      <w:r>
+        <w:rPr>
+          <w:rFonts w:ascii="Courier New" w:eastAsia="Times New Roman" w:hAnsi="Courier New" w:cs="Courier New"/>
+          <w:color w:val="BCBEC4"/>
+          <w:sz w:val="20"/>
+          <w:szCs w:val="20"/>
+          <w:lang w:eastAsia="ru-RU"/>
+        </w:rPr>
+        <w:br/>
+        <w:t>plt.legend()</w:t>
+      </w:r>
+      <w:r>
+        <w:rPr>
+          <w:rFonts w:ascii="Courier New" w:eastAsia="Times New Roman" w:hAnsi="Courier New" w:cs="Courier New"/>
+          <w:color w:val="BCBEC4"/>
+          <w:sz w:val="20"/>
+          <w:szCs w:val="20"/>
+          <w:lang w:eastAsia="ru-RU"/>
+        </w:rPr>
+        <w:br/>
+        <w:t>plt.grid(</w:t>
+      </w:r>
+      <w:r>
+        <w:rPr>
+          <w:rFonts w:ascii="Courier New" w:eastAsia="Times New Roman" w:hAnsi="Courier New" w:cs="Courier New"/>
+          <w:color w:val="CF8E6D"/>
+          <w:sz w:val="20"/>
+          <w:szCs w:val="20"/>
+          <w:lang w:eastAsia="ru-RU"/>
+        </w:rPr>
+        <w:t>True</w:t>
+      </w:r>
+      <w:r>
+        <w:rPr>
+          <w:rFonts w:ascii="Courier New" w:eastAsia="Times New Roman" w:hAnsi="Courier New" w:cs="Courier New"/>
+          <w:color w:val="BCBEC4"/>
+          <w:sz w:val="20"/>
+          <w:szCs w:val="20"/>
+          <w:lang w:eastAsia="ru-RU"/>
+        </w:rPr>
+        <w:t xml:space="preserve">, </w:t>
+      </w:r>
+      <w:r>
+        <w:rPr>
+          <w:rFonts w:ascii="Courier New" w:eastAsia="Times New Roman" w:hAnsi="Courier New" w:cs="Courier New"/>
+          <w:color w:val="AA4926"/>
+          <w:sz w:val="20"/>
+          <w:szCs w:val="20"/>
+          <w:lang w:eastAsia="ru-RU"/>
+        </w:rPr>
+        <w:t>alpha</w:t>
+      </w:r>
+      <w:r>
+        <w:rPr>
+          <w:rFonts w:ascii="Courier New" w:eastAsia="Times New Roman" w:hAnsi="Courier New" w:cs="Courier New"/>
+          <w:color w:val="BCBEC4"/>
+          <w:sz w:val="20"/>
+          <w:szCs w:val="20"/>
+          <w:lang w:eastAsia="ru-RU"/>
+        </w:rPr>
+        <w:t>=</w:t>
+      </w:r>
+      <w:r>
+        <w:rPr>
+          <w:rFonts w:ascii="Courier New" w:eastAsia="Times New Roman" w:hAnsi="Courier New" w:cs="Courier New"/>
+          <w:color w:val="2AACB8"/>
+          <w:sz w:val="20"/>
+          <w:szCs w:val="20"/>
+          <w:lang w:eastAsia="ru-RU"/>
+        </w:rPr>
+        <w:t>0.3</w:t>
+      </w:r>
+      <w:r>
+        <w:rPr>
+          <w:rFonts w:ascii="Courier New" w:eastAsia="Times New Roman" w:hAnsi="Courier New" w:cs="Courier New"/>
+          <w:color w:val="BCBEC4"/>
+          <w:sz w:val="20"/>
+          <w:szCs w:val="20"/>
+          <w:lang w:eastAsia="ru-RU"/>
+        </w:rPr>
+        <w:t>)</w:t>
+      </w:r>
+      <w:r>
+        <w:rPr>
+          <w:rFonts w:ascii="Courier New" w:eastAsia="Times New Roman" w:hAnsi="Courier New" w:cs="Courier New"/>
+          <w:color w:val="BCBEC4"/>
+          <w:sz w:val="20"/>
+          <w:szCs w:val="20"/>
+          <w:lang w:eastAsia="ru-RU"/>
+        </w:rPr>
+        <w:br/>
+        <w:t>plt.savefig(</w:t>
+      </w:r>
+      <w:r>
+        <w:rPr>
+          <w:rFonts w:ascii="Courier New" w:eastAsia="Times New Roman" w:hAnsi="Courier New" w:cs="Courier New"/>
+          <w:color w:val="6AAB73"/>
+          <w:sz w:val="20"/>
+          <w:szCs w:val="20"/>
+          <w:lang w:eastAsia="ru-RU"/>
+        </w:rPr>
+        <w:t>"correlation.png"</w:t>
+      </w:r>
+      <w:r>
+        <w:rPr>
+          <w:rFonts w:ascii="Courier New" w:eastAsia="Times New Roman" w:hAnsi="Courier New" w:cs="Courier New"/>
+          <w:color w:val="BCBEC4"/>
+          <w:sz w:val="20"/>
+          <w:szCs w:val="20"/>
+          <w:lang w:eastAsia="ru-RU"/>
+        </w:rPr>
+        <w:t xml:space="preserve">, </w:t>
+      </w:r>
+      <w:r>
+        <w:rPr>
+          <w:rFonts w:ascii="Courier New" w:eastAsia="Times New Roman" w:hAnsi="Courier New" w:cs="Courier New"/>
+          <w:color w:val="AA4926"/>
+          <w:sz w:val="20"/>
+          <w:szCs w:val="20"/>
+          <w:lang w:eastAsia="ru-RU"/>
+        </w:rPr>
+        <w:t>dpi</w:t>
+      </w:r>
+      <w:r>
+        <w:rPr>
+          <w:rFonts w:ascii="Courier New" w:eastAsia="Times New Roman" w:hAnsi="Courier New" w:cs="Courier New"/>
+          <w:color w:val="BCBEC4"/>
+          <w:sz w:val="20"/>
+          <w:szCs w:val="20"/>
+          <w:lang w:eastAsia="ru-RU"/>
+        </w:rPr>
+        <w:t>=</w:t>
+      </w:r>
+      <w:r>
+        <w:rPr>
+          <w:rFonts w:ascii="Courier New" w:eastAsia="Times New Roman" w:hAnsi="Courier New" w:cs="Courier New"/>
+          <w:color w:val="2AACB8"/>
+          <w:sz w:val="20"/>
+          <w:szCs w:val="20"/>
+          <w:lang w:eastAsia="ru-RU"/>
+        </w:rPr>
+        <w:t>300</w:t>
+      </w:r>
+      <w:r>
+        <w:rPr>
+          <w:rFonts w:ascii="Courier New" w:eastAsia="Times New Roman" w:hAnsi="Courier New" w:cs="Courier New"/>
+          <w:color w:val="BCBEC4"/>
+          <w:sz w:val="20"/>
+          <w:szCs w:val="20"/>
+          <w:lang w:eastAsia="ru-RU"/>
+        </w:rPr>
+        <w:t xml:space="preserve">, </w:t>
+      </w:r>
+      <w:r>
+        <w:rPr>
+          <w:rFonts w:ascii="Courier New" w:eastAsia="Times New Roman" w:hAnsi="Courier New" w:cs="Courier New"/>
+          <w:color w:val="AA4926"/>
+          <w:sz w:val="20"/>
+          <w:szCs w:val="20"/>
+          <w:lang w:eastAsia="ru-RU"/>
+        </w:rPr>
+        <w:t>bbox_inches</w:t>
+      </w:r>
+      <w:r>
+        <w:rPr>
+          <w:rFonts w:ascii="Courier New" w:eastAsia="Times New Roman" w:hAnsi="Courier New" w:cs="Courier New"/>
+          <w:color w:val="BCBEC4"/>
+          <w:sz w:val="20"/>
+          <w:szCs w:val="20"/>
+          <w:lang w:eastAsia="ru-RU"/>
+        </w:rPr>
+        <w:t>=</w:t>
+      </w:r>
+      <w:r>
+        <w:rPr>
+          <w:rFonts w:ascii="Courier New" w:eastAsia="Times New Roman" w:hAnsi="Courier New" w:cs="Courier New"/>
+          <w:color w:val="6AAB73"/>
+          <w:sz w:val="20"/>
+          <w:szCs w:val="20"/>
+          <w:lang w:eastAsia="ru-RU"/>
+        </w:rPr>
+        <w:t>'tight'</w:t>
+      </w:r>
+      <w:r>
+        <w:rPr>
+          <w:rFonts w:ascii="Courier New" w:eastAsia="Times New Roman" w:hAnsi="Courier New" w:cs="Courier New"/>
+          <w:color w:val="BCBEC4"/>
+          <w:sz w:val="20"/>
+          <w:szCs w:val="20"/>
+          <w:lang w:eastAsia="ru-RU"/>
+        </w:rPr>
+        <w:t>)</w:t>
+      </w:r>
+      <w:r>
+        <w:rPr>
+          <w:rFonts w:ascii="Courier New" w:eastAsia="Times New Roman" w:hAnsi="Courier New" w:cs="Courier New"/>
+          <w:color w:val="BCBEC4"/>
+          <w:sz w:val="20"/>
+          <w:szCs w:val="20"/>
+          <w:lang w:eastAsia="ru-RU"/>
+        </w:rPr>
+        <w:br/>
+        <w:t>plt.show()</w:t>
       </w:r>
     </w:p>
     <w:p>
@@ -15204,7 +18709,6 @@
   <w:style w:type="character" w:default="1" w:styleId="a0">
     <w:name w:val="Default Paragraph Font"/>
     <w:uiPriority w:val="1"/>
-    <w:semiHidden/>
     <w:unhideWhenUsed/>
   </w:style>
   <w:style w:type="table" w:default="1" w:styleId="a1">
